--- a/deliverables/部署文档.docx
+++ b/deliverables/部署文档.docx
@@ -15,20 +15,20 @@
             <w:pStyle w:val="TOCHeading"/>
           </w:pPr>
           <w:r>
-            <w:t xml:space="preserve">Table of Contents</w:t>
+            <w:t>目录</w:t>
           </w:r>
         </w:p>
         <w:p>
           <w:r>
             <w:fldChar w:fldCharType="begin" w:dirty="true"/>
-            <w:instrText xml:space="preserve">TOC \o "1-2" \h \z \u</w:instrText>
+            <w:instrText xml:space="preserve">TOC \o "1-3" \h \z \u</w:instrText>
             <w:fldChar w:fldCharType="separate"/>
             <w:fldChar w:fldCharType="end"/>
           </w:r>
         </w:p>
       </w:sdtContent>
     </w:sdt>
-    <w:bookmarkStart w:id="24" w:name="通用流处理任务管理平台-部署文档"/>
+    <w:bookmarkStart w:id="31" w:name="_51bd3aeebde98bc34acff808147aae33e36c3b8"/>
     <w:p>
       <w:pPr>
         <w:pStyle w:val="Heading1"/>
@@ -69,7 +69,7 @@
         <w:t xml:space="preserve">一键部署。</w:t>
       </w:r>
     </w:p>
-    <w:bookmarkStart w:id="9" w:name="环境要求"/>
+    <w:bookmarkStart w:id="9" w:name="_环境要求"/>
     <w:p>
       <w:pPr>
         <w:pStyle w:val="Heading2"/>
@@ -287,7 +287,7 @@
     </w:tbl>
     <w:p>
       <w:pPr>
-        <w:pStyle w:val="BodyText"/>
+        <w:pStyle w:val="FirstParagraph"/>
       </w:pPr>
       <w:r>
         <w:rPr>
@@ -306,7 +306,7 @@
       </w:r>
     </w:p>
     <w:bookmarkEnd w:id="9"/>
-    <w:bookmarkStart w:id="10" w:name="部署步骤"/>
+    <w:bookmarkStart w:id="10" w:name="_部署步骤"/>
     <w:p>
       <w:pPr>
         <w:pStyle w:val="Heading2"/>
@@ -385,31 +385,7 @@
         <w:rPr>
           <w:rStyle w:val="NormalTok"/>
         </w:rPr>
-        <w:t xml:space="preserve"> clone </w:t>
-      </w:r>
-      <w:r>
-        <w:rPr>
-          <w:rStyle w:val="OperatorTok"/>
-        </w:rPr>
-        <w:t xml:space="preserve">&lt;</w:t>
-      </w:r>
-      <w:r>
-        <w:rPr>
-          <w:rStyle w:val="NormalTok"/>
-        </w:rPr>
-        <w:t xml:space="preserve">仓库地址</w:t>
-      </w:r>
-      <w:r>
-        <w:rPr>
-          <w:rStyle w:val="OperatorTok"/>
-        </w:rPr>
-        <w:t xml:space="preserve">&gt;</w:t>
-      </w:r>
-      <w:r>
-        <w:rPr>
-          <w:rStyle w:val="NormalTok"/>
-        </w:rPr>
-        <w:t xml:space="preserve"> stream-platform</w:t>
+        <w:t xml:space="preserve"> clone https://github.com/kadegutou/stream-flow-platform.git stream-platform</w:t>
       </w:r>
       <w:r>
         <w:br/>
@@ -680,7 +656,7 @@
       </w:r>
     </w:p>
     <w:bookmarkEnd w:id="10"/>
-    <w:bookmarkStart w:id="13" w:name="服务清单与验证"/>
+    <w:bookmarkStart w:id="16" w:name="_服务清单与验证"/>
     <w:p>
       <w:pPr>
         <w:pStyle w:val="Heading2"/>
@@ -1142,210 +1118,214 @@
         </w:tc>
       </w:tr>
     </w:tbl>
-    <w:bookmarkStart w:id="11" w:name="登录验证"/>
     <w:p>
       <w:pPr>
-        <w:pStyle w:val="Heading3"/>
-      </w:pPr>
-      <w:r>
-        <w:t xml:space="preserve">3.1 </w:t>
-      </w:r>
-      <w:r>
-        <w:rPr>
-          <w:rFonts w:hint="eastAsia"/>
-        </w:rPr>
-        <w:t xml:space="preserve">登录验证</w:t>
+        <w:pStyle w:val="CaptionedFigure"/>
+      </w:pPr>
+      <w:r>
+        <w:drawing>
+          <wp:inline>
+            <wp:extent cx="5334000" cy="3143195"/>
+            <wp:effectExtent b="0" l="0" r="0" t="0"/>
+            <wp:docPr descr="图 3-1　Docker Compose 部署拓扑（6 个容器 + 共享卷）" title="" id="12" name="Picture"/>
+            <a:graphic>
+              <a:graphicData uri="http://schemas.openxmlformats.org/drawingml/2006/picture">
+                <pic:pic>
+                  <pic:nvPicPr>
+                    <pic:cNvPr descr="figures/fig-07-部署拓扑.png" id="13" name="Picture"/>
+                    <pic:cNvPicPr>
+                      <a:picLocks noChangeArrowheads="1" noChangeAspect="1"/>
+                    </pic:cNvPicPr>
+                  </pic:nvPicPr>
+                  <pic:blipFill>
+                    <a:blip r:embed="rId11"/>
+                    <a:stretch>
+                      <a:fillRect/>
+                    </a:stretch>
+                  </pic:blipFill>
+                  <pic:spPr bwMode="auto">
+                    <a:xfrm>
+                      <a:off x="0" y="0"/>
+                      <a:ext cx="5334000" cy="3143195"/>
+                    </a:xfrm>
+                    <a:prstGeom prst="rect">
+                      <a:avLst/>
+                    </a:prstGeom>
+                    <a:noFill/>
+                    <a:ln w="9525">
+                      <a:noFill/>
+                      <a:headEnd/>
+                      <a:tailEnd/>
+                    </a:ln>
+                  </pic:spPr>
+                </pic:pic>
+              </a:graphicData>
+            </a:graphic>
+          </wp:inline>
+        </w:drawing>
       </w:r>
     </w:p>
     <w:p>
       <w:pPr>
-        <w:pStyle w:val="SourceCode"/>
-      </w:pPr>
-      <w:r>
-        <w:rPr>
-          <w:rStyle w:val="ExtensionTok"/>
-        </w:rPr>
-        <w:t xml:space="preserve">curl</w:t>
-      </w:r>
-      <w:r>
-        <w:rPr>
-          <w:rStyle w:val="NormalTok"/>
-        </w:rPr>
-        <w:t xml:space="preserve"> </w:t>
-      </w:r>
-      <w:r>
-        <w:rPr>
-          <w:rStyle w:val="AttributeTok"/>
-        </w:rPr>
-        <w:t xml:space="preserve">-X</w:t>
-      </w:r>
-      <w:r>
-        <w:rPr>
-          <w:rStyle w:val="NormalTok"/>
-        </w:rPr>
-        <w:t xml:space="preserve"> POST http://localhost/api/auth/login </w:t>
-      </w:r>
-      <w:r>
-        <w:rPr>
-          <w:rStyle w:val="DataTypeTok"/>
-        </w:rPr>
-        <w:t xml:space="preserve">\</w:t>
-      </w:r>
-      <w:r>
-        <w:br/>
-      </w:r>
-      <w:r>
-        <w:rPr>
-          <w:rStyle w:val="NormalTok"/>
-        </w:rPr>
-        <w:t xml:space="preserve">  </w:t>
-      </w:r>
-      <w:r>
-        <w:rPr>
-          <w:rStyle w:val="AttributeTok"/>
-        </w:rPr>
-        <w:t xml:space="preserve">-H</w:t>
-      </w:r>
-      <w:r>
-        <w:rPr>
-          <w:rStyle w:val="NormalTok"/>
-        </w:rPr>
-        <w:t xml:space="preserve"> </w:t>
-      </w:r>
-      <w:r>
-        <w:rPr>
-          <w:rStyle w:val="StringTok"/>
-        </w:rPr>
-        <w:t xml:space="preserve">'Content-Type: application/json'</w:t>
-      </w:r>
-      <w:r>
-        <w:rPr>
-          <w:rStyle w:val="NormalTok"/>
-        </w:rPr>
-        <w:t xml:space="preserve"> </w:t>
-      </w:r>
-      <w:r>
-        <w:rPr>
-          <w:rStyle w:val="DataTypeTok"/>
-        </w:rPr>
-        <w:t xml:space="preserve">\</w:t>
-      </w:r>
-      <w:r>
-        <w:br/>
-      </w:r>
-      <w:r>
-        <w:rPr>
-          <w:rStyle w:val="NormalTok"/>
-        </w:rPr>
-        <w:t xml:space="preserve">  </w:t>
-      </w:r>
-      <w:r>
-        <w:rPr>
-          <w:rStyle w:val="AttributeTok"/>
-        </w:rPr>
-        <w:t xml:space="preserve">-d</w:t>
-      </w:r>
-      <w:r>
-        <w:rPr>
-          <w:rStyle w:val="NormalTok"/>
-        </w:rPr>
-        <w:t xml:space="preserve"> </w:t>
-      </w:r>
-      <w:r>
-        <w:rPr>
-          <w:rStyle w:val="StringTok"/>
-        </w:rPr>
-        <w:t xml:space="preserve">'{"username":"admin","password":"admin123"}'</w:t>
-      </w:r>
-      <w:r>
-        <w:br/>
-      </w:r>
-      <w:r>
-        <w:rPr>
-          <w:rStyle w:val="CommentTok"/>
-        </w:rPr>
-        <w:t xml:space="preserve"># 返回 {"token":"...","nickname":"管理员","role":"ADMIN"}</w:t>
+        <w:pStyle w:val="ImageCaption"/>
+      </w:pPr>
+      <w:r>
+        <w:rPr>
+          <w:rFonts w:hint="eastAsia"/>
+        </w:rPr>
+        <w:t xml:space="preserve">图</w:t>
+      </w:r>
+      <w:r>
+        <w:t xml:space="preserve"> 3-1　Docker Compose </w:t>
+      </w:r>
+      <w:r>
+        <w:rPr>
+          <w:rFonts w:hint="eastAsia"/>
+        </w:rPr>
+        <w:t xml:space="preserve">部署拓扑（6</w:t>
+      </w:r>
+      <w:r>
+        <w:t xml:space="preserve"> </w:t>
+      </w:r>
+      <w:r>
+        <w:rPr>
+          <w:rFonts w:hint="eastAsia"/>
+        </w:rPr>
+        <w:t xml:space="preserve">个容器</w:t>
+      </w:r>
+      <w:r>
+        <w:t xml:space="preserve"> + </w:t>
+      </w:r>
+      <w:r>
+        <w:rPr>
+          <w:rFonts w:hint="eastAsia"/>
+        </w:rPr>
+        <w:t xml:space="preserve">共享卷）</w:t>
+      </w:r>
+    </w:p>
+    <w:bookmarkStart w:id="14" w:name="_登录验证"/>
+    <w:p>
+      <w:pPr>
+        <w:pStyle w:val="Heading3"/>
+      </w:pPr>
+      <w:r>
+        <w:t xml:space="preserve">3.1 </w:t>
+      </w:r>
+      <w:r>
+        <w:rPr>
+          <w:rFonts w:hint="eastAsia"/>
+        </w:rPr>
+        <w:t xml:space="preserve">登录验证</w:t>
       </w:r>
     </w:p>
     <w:p>
       <w:pPr>
-        <w:pStyle w:val="FirstParagraph"/>
-      </w:pPr>
-      <w:r>
-        <w:rPr>
-          <w:rFonts w:hint="eastAsia"/>
-        </w:rPr>
-        <w:t xml:space="preserve">或直接访问</w:t>
-      </w:r>
-      <w:r>
-        <w:t xml:space="preserve"> </w:t>
-      </w:r>
-      <w:r>
-        <w:rPr>
-          <w:rStyle w:val="VerbatimChar"/>
-        </w:rPr>
-        <w:t xml:space="preserve">http://localhost/</w:t>
-      </w:r>
-      <w:r>
-        <w:t xml:space="preserve"> </w:t>
-      </w:r>
-      <w:r>
-        <w:rPr>
-          <w:rFonts w:hint="eastAsia"/>
-        </w:rPr>
-        <w:t xml:space="preserve">使用</w:t>
-      </w:r>
-      <w:r>
-        <w:t xml:space="preserve"> Web </w:t>
-      </w:r>
-      <w:r>
-        <w:rPr>
-          <w:rFonts w:hint="eastAsia"/>
-        </w:rPr>
-        <w:t xml:space="preserve">界面（admin</w:t>
-      </w:r>
-      <w:r>
-        <w:t xml:space="preserve"> / </w:t>
-      </w:r>
-      <w:r>
-        <w:rPr>
-          <w:rFonts w:hint="eastAsia"/>
-        </w:rPr>
-        <w:t xml:space="preserve">admin123）。</w:t>
-      </w:r>
-    </w:p>
-    <w:bookmarkEnd w:id="11"/>
-    <w:bookmarkStart w:id="12" w:name="端到端作业验证csv-字段拼接-csv"/>
-    <w:p>
-      <w:pPr>
-        <w:pStyle w:val="Heading3"/>
-      </w:pPr>
-      <w:r>
-        <w:t xml:space="preserve">3.2 </w:t>
-      </w:r>
-      <w:r>
-        <w:rPr>
-          <w:rFonts w:hint="eastAsia"/>
-        </w:rPr>
-        <w:t xml:space="preserve">端到端作业验证（csv</w:t>
-      </w:r>
-      <w:r>
-        <w:t xml:space="preserve"> → </w:t>
-      </w:r>
-      <w:r>
-        <w:rPr>
-          <w:rFonts w:hint="eastAsia"/>
-        </w:rPr>
-        <w:t xml:space="preserve">字段拼接</w:t>
-      </w:r>
-      <w:r>
-        <w:t xml:space="preserve"> → </w:t>
-      </w:r>
-      <w:r>
-        <w:rPr>
-          <w:rFonts w:hint="eastAsia"/>
-        </w:rPr>
-        <w:t xml:space="preserve">csv）</w:t>
+        <w:pStyle w:val="SourceCode"/>
+      </w:pPr>
+      <w:r>
+        <w:rPr>
+          <w:rStyle w:val="ExtensionTok"/>
+        </w:rPr>
+        <w:t xml:space="preserve">curl</w:t>
+      </w:r>
+      <w:r>
+        <w:rPr>
+          <w:rStyle w:val="NormalTok"/>
+        </w:rPr>
+        <w:t xml:space="preserve"> </w:t>
+      </w:r>
+      <w:r>
+        <w:rPr>
+          <w:rStyle w:val="AttributeTok"/>
+        </w:rPr>
+        <w:t xml:space="preserve">-X</w:t>
+      </w:r>
+      <w:r>
+        <w:rPr>
+          <w:rStyle w:val="NormalTok"/>
+        </w:rPr>
+        <w:t xml:space="preserve"> POST http://localhost/api/auth/login </w:t>
+      </w:r>
+      <w:r>
+        <w:rPr>
+          <w:rStyle w:val="DataTypeTok"/>
+        </w:rPr>
+        <w:t xml:space="preserve">\</w:t>
+      </w:r>
+      <w:r>
+        <w:br/>
+      </w:r>
+      <w:r>
+        <w:rPr>
+          <w:rStyle w:val="NormalTok"/>
+        </w:rPr>
+        <w:t xml:space="preserve">  </w:t>
+      </w:r>
+      <w:r>
+        <w:rPr>
+          <w:rStyle w:val="AttributeTok"/>
+        </w:rPr>
+        <w:t xml:space="preserve">-H</w:t>
+      </w:r>
+      <w:r>
+        <w:rPr>
+          <w:rStyle w:val="NormalTok"/>
+        </w:rPr>
+        <w:t xml:space="preserve"> </w:t>
+      </w:r>
+      <w:r>
+        <w:rPr>
+          <w:rStyle w:val="StringTok"/>
+        </w:rPr>
+        <w:t xml:space="preserve">'Content-Type: application/json'</w:t>
+      </w:r>
+      <w:r>
+        <w:rPr>
+          <w:rStyle w:val="NormalTok"/>
+        </w:rPr>
+        <w:t xml:space="preserve"> </w:t>
+      </w:r>
+      <w:r>
+        <w:rPr>
+          <w:rStyle w:val="DataTypeTok"/>
+        </w:rPr>
+        <w:t xml:space="preserve">\</w:t>
+      </w:r>
+      <w:r>
+        <w:br/>
+      </w:r>
+      <w:r>
+        <w:rPr>
+          <w:rStyle w:val="NormalTok"/>
+        </w:rPr>
+        <w:t xml:space="preserve">  </w:t>
+      </w:r>
+      <w:r>
+        <w:rPr>
+          <w:rStyle w:val="AttributeTok"/>
+        </w:rPr>
+        <w:t xml:space="preserve">-d</w:t>
+      </w:r>
+      <w:r>
+        <w:rPr>
+          <w:rStyle w:val="NormalTok"/>
+        </w:rPr>
+        <w:t xml:space="preserve"> </w:t>
+      </w:r>
+      <w:r>
+        <w:rPr>
+          <w:rStyle w:val="StringTok"/>
+        </w:rPr>
+        <w:t xml:space="preserve">'{"username":"admin","password":"admin123"}'</w:t>
+      </w:r>
+      <w:r>
+        <w:br/>
+      </w:r>
+      <w:r>
+        <w:rPr>
+          <w:rStyle w:val="CommentTok"/>
+        </w:rPr>
+        <w:t xml:space="preserve"># 返回 {"token":"...","nickname":"管理员","role":"ADMIN"}</w:t>
       </w:r>
     </w:p>
     <w:p>
@@ -1356,77 +1336,158 @@
         <w:rPr>
           <w:rFonts w:hint="eastAsia"/>
         </w:rPr>
-        <w:t xml:space="preserve">共享卷</w:t>
-      </w:r>
-      <w:r>
-        <w:t xml:space="preserve"> </w:t>
-      </w:r>
-      <w:r>
-        <w:rPr>
-          <w:rStyle w:val="VerbatimChar"/>
-        </w:rPr>
-        <w:t xml:space="preserve">data-exchange</w:t>
-      </w:r>
-      <w:r>
-        <w:t xml:space="preserve"> </w:t>
-      </w:r>
-      <w:r>
-        <w:rPr>
-          <w:rFonts w:hint="eastAsia"/>
-        </w:rPr>
-        <w:t xml:space="preserve">挂载到</w:t>
-      </w:r>
-      <w:r>
-        <w:t xml:space="preserve"> control-plane </w:t>
-      </w:r>
-      <w:r>
-        <w:rPr>
-          <w:rFonts w:hint="eastAsia"/>
-        </w:rPr>
-        <w:t xml:space="preserve">与所有</w:t>
-      </w:r>
-      <w:r>
-        <w:t xml:space="preserve"> worker </w:t>
-      </w:r>
-      <w:r>
-        <w:rPr>
-          <w:rFonts w:hint="eastAsia"/>
-        </w:rPr>
-        <w:t xml:space="preserve">容器的</w:t>
-      </w:r>
-      <w:r>
-        <w:t xml:space="preserve"> </w:t>
-      </w:r>
-      <w:r>
-        <w:rPr>
-          <w:rStyle w:val="VerbatimChar"/>
-        </w:rPr>
-        <w:t xml:space="preserve">/data</w:t>
-      </w:r>
-      <w:r>
-        <w:rPr>
-          <w:rFonts w:hint="eastAsia"/>
-        </w:rPr>
-        <w:t xml:space="preserve">，文件类作业的路径一律使用</w:t>
-      </w:r>
-      <w:r>
-        <w:t xml:space="preserve"> </w:t>
-      </w:r>
-      <w:r>
-        <w:rPr>
-          <w:rStyle w:val="VerbatimChar"/>
-        </w:rPr>
-        <w:t xml:space="preserve">/data/...</w:t>
-      </w:r>
-      <w:r>
-        <w:rPr>
-          <w:rFonts w:hint="eastAsia"/>
-        </w:rPr>
-        <w:t xml:space="preserve">：</w:t>
+        <w:t xml:space="preserve">或直接访问</w:t>
+      </w:r>
+      <w:r>
+        <w:t xml:space="preserve"> </w:t>
+      </w:r>
+      <w:r>
+        <w:rPr>
+          <w:rStyle w:val="VerbatimChar"/>
+        </w:rPr>
+        <w:t xml:space="preserve">http://localhost/</w:t>
+      </w:r>
+      <w:r>
+        <w:t xml:space="preserve"> </w:t>
+      </w:r>
+      <w:r>
+        <w:rPr>
+          <w:rFonts w:hint="eastAsia"/>
+        </w:rPr>
+        <w:t xml:space="preserve">使用</w:t>
+      </w:r>
+      <w:r>
+        <w:t xml:space="preserve"> Web </w:t>
+      </w:r>
+      <w:r>
+        <w:rPr>
+          <w:rFonts w:hint="eastAsia"/>
+        </w:rPr>
+        <w:t xml:space="preserve">界面（admin</w:t>
+      </w:r>
+      <w:r>
+        <w:t xml:space="preserve"> / </w:t>
+      </w:r>
+      <w:r>
+        <w:rPr>
+          <w:rFonts w:hint="eastAsia"/>
+        </w:rPr>
+        <w:t xml:space="preserve">admin123）。</w:t>
+      </w:r>
+    </w:p>
+    <w:bookmarkEnd w:id="14"/>
+    <w:bookmarkStart w:id="15" w:name="_ea41799cd522854338c4b1bd538f217db6186c3"/>
+    <w:p>
+      <w:pPr>
+        <w:pStyle w:val="Heading3"/>
+      </w:pPr>
+      <w:r>
+        <w:t xml:space="preserve">3.2 </w:t>
+      </w:r>
+      <w:r>
+        <w:rPr>
+          <w:rFonts w:hint="eastAsia"/>
+        </w:rPr>
+        <w:t xml:space="preserve">端到端作业验证（csv</w:t>
+      </w:r>
+      <w:r>
+        <w:t xml:space="preserve"> → </w:t>
+      </w:r>
+      <w:r>
+        <w:rPr>
+          <w:rFonts w:hint="eastAsia"/>
+        </w:rPr>
+        <w:t xml:space="preserve">字段拼接</w:t>
+      </w:r>
+      <w:r>
+        <w:t xml:space="preserve"> → </w:t>
+      </w:r>
+      <w:r>
+        <w:rPr>
+          <w:rFonts w:hint="eastAsia"/>
+        </w:rPr>
+        <w:t xml:space="preserve">csv）</w:t>
       </w:r>
     </w:p>
     <w:p>
       <w:pPr>
+        <w:pStyle w:val="FirstParagraph"/>
+      </w:pPr>
+      <w:r>
+        <w:rPr>
+          <w:rFonts w:hint="eastAsia"/>
+        </w:rPr>
+        <w:t xml:space="preserve">共享卷</w:t>
+      </w:r>
+      <w:r>
+        <w:t xml:space="preserve"> </w:t>
+      </w:r>
+      <w:r>
+        <w:rPr>
+          <w:rStyle w:val="VerbatimChar"/>
+        </w:rPr>
+        <w:t xml:space="preserve">data-exchange</w:t>
+      </w:r>
+      <w:r>
+        <w:t xml:space="preserve"> </w:t>
+      </w:r>
+      <w:r>
+        <w:rPr>
+          <w:rFonts w:hint="eastAsia"/>
+        </w:rPr>
+        <w:t xml:space="preserve">挂载到</w:t>
+      </w:r>
+      <w:r>
+        <w:t xml:space="preserve"> control-plane </w:t>
+      </w:r>
+      <w:r>
+        <w:rPr>
+          <w:rFonts w:hint="eastAsia"/>
+        </w:rPr>
+        <w:t xml:space="preserve">与所有</w:t>
+      </w:r>
+      <w:r>
+        <w:t xml:space="preserve"> worker </w:t>
+      </w:r>
+      <w:r>
+        <w:rPr>
+          <w:rFonts w:hint="eastAsia"/>
+        </w:rPr>
+        <w:t xml:space="preserve">容器的</w:t>
+      </w:r>
+      <w:r>
+        <w:t xml:space="preserve"> </w:t>
+      </w:r>
+      <w:r>
+        <w:rPr>
+          <w:rStyle w:val="VerbatimChar"/>
+        </w:rPr>
+        <w:t xml:space="preserve">/data</w:t>
+      </w:r>
+      <w:r>
+        <w:rPr>
+          <w:rFonts w:hint="eastAsia"/>
+        </w:rPr>
+        <w:t xml:space="preserve">，文件类作业的路径一律使用</w:t>
+      </w:r>
+      <w:r>
+        <w:t xml:space="preserve"> </w:t>
+      </w:r>
+      <w:r>
+        <w:rPr>
+          <w:rStyle w:val="VerbatimChar"/>
+        </w:rPr>
+        <w:t xml:space="preserve">/data/...</w:t>
+      </w:r>
+      <w:r>
+        <w:rPr>
+          <w:rFonts w:hint="eastAsia"/>
+        </w:rPr>
+        <w:t xml:space="preserve">：</w:t>
+      </w:r>
+    </w:p>
+    <w:p>
+      <w:pPr>
         <w:pStyle w:val="SourceCode"/>
       </w:pPr>
       <w:r>
@@ -2027,9 +2088,9 @@
         <w:t xml:space="preserve">'wc -l /data/out.csv &amp;&amp; head -2 /data/out.csv'</w:t>
       </w:r>
     </w:p>
-    <w:bookmarkEnd w:id="12"/>
-    <w:bookmarkEnd w:id="13"/>
-    <w:bookmarkStart w:id="14" w:name="横向扩展"/>
+    <w:bookmarkEnd w:id="15"/>
+    <w:bookmarkEnd w:id="16"/>
+    <w:bookmarkStart w:id="17" w:name="_横向扩展"/>
     <w:p>
       <w:pPr>
         <w:pStyle w:val="Heading2"/>
@@ -2372,20 +2433,11 @@
         <w:rPr>
           <w:rFonts w:hint="eastAsia"/>
         </w:rPr>
-        <w:t xml:space="preserve">再跑，吞吐应近线性增长（瓶颈在磁盘</w:t>
-      </w:r>
-      <w:r>
-        <w:t xml:space="preserve"> I/O </w:t>
-      </w:r>
-      <w:r>
-        <w:rPr>
-          <w:rFonts w:hint="eastAsia"/>
-        </w:rPr>
-        <w:t xml:space="preserve">时除外）。</w:t>
+        <w:t xml:space="preserve">再跑，吞吐应有明显提升（实测加速比与瓶颈分析见《性能测试报告》§4.2）。</w:t>
       </w:r>
     </w:p>
-    <w:bookmarkEnd w:id="14"/>
-    <w:bookmarkStart w:id="17" w:name="配置说明"/>
+    <w:bookmarkEnd w:id="17"/>
+    <w:bookmarkStart w:id="20" w:name="_配置说明"/>
     <w:p>
       <w:pPr>
         <w:pStyle w:val="Heading2"/>
@@ -2400,7 +2452,7 @@
         <w:t xml:space="preserve">配置说明</w:t>
       </w:r>
     </w:p>
-    <w:bookmarkStart w:id="15" w:name="环境变量如何覆盖应用配置"/>
+    <w:bookmarkStart w:id="18" w:name="_环境变量如何覆盖应用配置"/>
     <w:p>
       <w:pPr>
         <w:pStyle w:val="Heading3"/>
@@ -2828,8 +2880,8 @@
         <w:t xml:space="preserve">必须保持一致）。</w:t>
       </w:r>
     </w:p>
-    <w:bookmarkEnd w:id="15"/>
-    <w:bookmarkStart w:id="16" w:name="元数据库初始化"/>
+    <w:bookmarkEnd w:id="18"/>
+    <w:bookmarkStart w:id="19" w:name="_元数据库初始化"/>
     <w:p>
       <w:pPr>
         <w:pStyle w:val="Heading3"/>
@@ -3042,9 +3094,9 @@
         <w:t xml:space="preserve">卷，重启不重复初始化。</w:t>
       </w:r>
     </w:p>
-    <w:bookmarkEnd w:id="16"/>
-    <w:bookmarkEnd w:id="17"/>
-    <w:bookmarkStart w:id="22" w:name="常见问题"/>
+    <w:bookmarkEnd w:id="19"/>
+    <w:bookmarkEnd w:id="20"/>
+    <w:bookmarkStart w:id="25" w:name="_常见问题"/>
     <w:p>
       <w:pPr>
         <w:pStyle w:val="Heading2"/>
@@ -3059,7 +3111,7 @@
         <w:t xml:space="preserve">常见问题</w:t>
       </w:r>
     </w:p>
-    <w:bookmarkStart w:id="18" w:name="控制面首次启动报数据库连接失败"/>
+    <w:bookmarkStart w:id="21" w:name="_控制面首次启动报数据库连接失败"/>
     <w:p>
       <w:pPr>
         <w:pStyle w:val="Heading3"/>
@@ -3154,8 +3206,8 @@
         <w:t xml:space="preserve">会自动拉起，稍等即可。</w:t>
       </w:r>
     </w:p>
-    <w:bookmarkEnd w:id="18"/>
-    <w:bookmarkStart w:id="19" w:name="kafka-advertised.listeners-说明"/>
+    <w:bookmarkEnd w:id="21"/>
+    <w:bookmarkStart w:id="22" w:name="_26ac4edb3c38bb8838821432bc36e0998a3fd1f"/>
     <w:p>
       <w:pPr>
         <w:pStyle w:val="Heading3"/>
@@ -3417,8 +3469,8 @@
         <w:t xml:space="preserve">。</w:t>
       </w:r>
     </w:p>
-    <w:bookmarkEnd w:id="19"/>
-    <w:bookmarkStart w:id="20" w:name="国内镜像加速"/>
+    <w:bookmarkEnd w:id="22"/>
+    <w:bookmarkStart w:id="23" w:name="_国内镜像加速"/>
     <w:p>
       <w:pPr>
         <w:pStyle w:val="Heading3"/>
@@ -3616,8 +3668,8 @@
         <w:t xml:space="preserve">。</w:t>
       </w:r>
     </w:p>
-    <w:bookmarkEnd w:id="20"/>
-    <w:bookmarkStart w:id="21" w:name="redis-补数控件"/>
+    <w:bookmarkEnd w:id="23"/>
+    <w:bookmarkStart w:id="24" w:name="_dff21807574fc70924daadf9252c0a8ec94c17a"/>
     <w:p>
       <w:pPr>
         <w:pStyle w:val="Heading3"/>
@@ -3751,9 +3803,9 @@
         <w:t xml:space="preserve">写入即可。</w:t>
       </w:r>
     </w:p>
-    <w:bookmarkEnd w:id="21"/>
-    <w:bookmarkEnd w:id="22"/>
-    <w:bookmarkStart w:id="23" w:name="目录与文件说明"/>
+    <w:bookmarkEnd w:id="24"/>
+    <w:bookmarkEnd w:id="25"/>
+    <w:bookmarkStart w:id="26" w:name="_目录与文件说明"/>
     <w:p>
       <w:pPr>
         <w:pStyle w:val="Heading2"/>
@@ -4004,8 +4056,1742 @@
         <w:t xml:space="preserve">构建上下文裁剪（target/node_modules/日志/数据文件）</w:t>
       </w:r>
     </w:p>
-    <w:bookmarkEnd w:id="23"/>
-    <w:bookmarkEnd w:id="24"/>
+    <w:bookmarkEnd w:id="26"/>
+    <w:bookmarkStart w:id="30" w:name="_运行环境说明"/>
+    <w:p>
+      <w:pPr>
+        <w:pStyle w:val="Heading2"/>
+      </w:pPr>
+      <w:r>
+        <w:t xml:space="preserve">8. </w:t>
+      </w:r>
+      <w:r>
+        <w:rPr>
+          <w:rFonts w:hint="eastAsia"/>
+        </w:rPr>
+        <w:t xml:space="preserve">运行环境说明</w:t>
+      </w:r>
+    </w:p>
+    <w:p>
+      <w:pPr>
+        <w:pStyle w:val="BlockText"/>
+      </w:pPr>
+      <w:r>
+        <w:rPr>
+          <w:rFonts w:hint="eastAsia"/>
+        </w:rPr>
+        <w:t xml:space="preserve">本节是</w:t>
+      </w:r>
+      <w:r>
+        <w:rPr>
+          <w:rFonts w:hint="eastAsia"/>
+          <w:b/>
+          <w:bCs/>
+        </w:rPr>
+        <w:t xml:space="preserve">本作品全部环境参数（CPU</w:t>
+      </w:r>
+      <w:r>
+        <w:rPr>
+          <w:b/>
+          <w:bCs/>
+        </w:rPr>
+        <w:t xml:space="preserve"> / </w:t>
+      </w:r>
+      <w:r>
+        <w:rPr>
+          <w:rFonts w:hint="eastAsia"/>
+          <w:b/>
+          <w:bCs/>
+        </w:rPr>
+        <w:t xml:space="preserve">内存</w:t>
+      </w:r>
+      <w:r>
+        <w:rPr>
+          <w:b/>
+          <w:bCs/>
+        </w:rPr>
+        <w:t xml:space="preserve"> / </w:t>
+      </w:r>
+      <w:r>
+        <w:rPr>
+          <w:rFonts w:hint="eastAsia"/>
+          <w:b/>
+          <w:bCs/>
+        </w:rPr>
+        <w:t xml:space="preserve">磁盘</w:t>
+      </w:r>
+      <w:r>
+        <w:rPr>
+          <w:b/>
+          <w:bCs/>
+        </w:rPr>
+        <w:t xml:space="preserve"> / Docker </w:t>
+      </w:r>
+      <w:r>
+        <w:rPr>
+          <w:rFonts w:hint="eastAsia"/>
+          <w:b/>
+          <w:bCs/>
+        </w:rPr>
+        <w:t xml:space="preserve">版本）的唯一权威来源</w:t>
+      </w:r>
+      <w:r>
+        <w:t xml:space="preserve">。</w:t>
+      </w:r>
+      <w:r>
+        <w:t xml:space="preserve"> </w:t>
+      </w:r>
+      <w:r>
+        <w:rPr>
+          <w:rFonts w:hint="eastAsia"/>
+        </w:rPr>
+        <w:t xml:space="preserve">性能测试报告与各测试报告只写”见《部署文档》§8</w:t>
+      </w:r>
+      <w:r>
+        <w:t xml:space="preserve"> </w:t>
+      </w:r>
+      <w:r>
+        <w:rPr>
+          <w:rFonts w:hint="eastAsia"/>
+        </w:rPr>
+        <w:t xml:space="preserve">测试机</w:t>
+      </w:r>
+      <w:r>
+        <w:t xml:space="preserve"> </w:t>
+      </w:r>
+      <w:r>
+        <w:rPr>
+          <w:rFonts w:hint="eastAsia"/>
+        </w:rPr>
+        <w:t xml:space="preserve">X”，不再各自复述数字——</w:t>
+      </w:r>
+      <w:r>
+        <w:t xml:space="preserve"> </w:t>
+      </w:r>
+      <w:r>
+        <w:rPr>
+          <w:rFonts w:hint="eastAsia"/>
+        </w:rPr>
+        <w:t xml:space="preserve">以避免同一份交付物内出现互相矛盾的环境描述。全部参数均来自测试机上实测命令的输出。</w:t>
+      </w:r>
+    </w:p>
+    <w:bookmarkStart w:id="27" w:name="_89d4d1d2b4f999bc0f458a43b3f132a287d63bb"/>
+    <w:p>
+      <w:pPr>
+        <w:pStyle w:val="Heading3"/>
+      </w:pPr>
+      <w:r>
+        <w:t xml:space="preserve">8.1 </w:t>
+      </w:r>
+      <w:r>
+        <w:rPr>
+          <w:rFonts w:hint="eastAsia"/>
+        </w:rPr>
+        <w:t xml:space="preserve">测试机</w:t>
+      </w:r>
+      <w:r>
+        <w:t xml:space="preserve"> A —— </w:t>
+      </w:r>
+      <w:r>
+        <w:rPr>
+          <w:rFonts w:hint="eastAsia"/>
+        </w:rPr>
+        <w:t xml:space="preserve">正式基准环境</w:t>
+      </w:r>
+    </w:p>
+    <w:p>
+      <w:pPr>
+        <w:pStyle w:val="FirstParagraph"/>
+      </w:pPr>
+      <w:r>
+        <w:rPr>
+          <w:rFonts w:hint="eastAsia"/>
+        </w:rPr>
+        <w:t xml:space="preserve">用于：</w:t>
+      </w:r>
+      <w:r>
+        <w:rPr>
+          <w:rFonts w:hint="eastAsia"/>
+          <w:b/>
+          <w:bCs/>
+        </w:rPr>
+        <w:t xml:space="preserve">性能测试（《性能测试报告》）、端到端集成测试（docs/08）、演示录像</w:t>
+      </w:r>
+      <w:r>
+        <w:t xml:space="preserve">。</w:t>
+      </w:r>
+    </w:p>
+    <w:tbl>
+      <w:tblPr>
+        <w:tblStyle w:val="Table"/>
+        <w:tblW w:type="pct" w:w="5000"/>
+        <w:tblLayout w:type="fixed"/>
+        <w:tblLook w:firstRow="1" w:lastRow="0" w:firstColumn="0" w:lastColumn="0" w:noHBand="0" w:noVBand="0" w:val="0020"/>
+      </w:tblPr>
+      <w:tblGrid>
+        <w:gridCol w:w="2640"/>
+        <w:gridCol w:w="2640"/>
+        <w:gridCol w:w="2640"/>
+      </w:tblGrid>
+      <w:tr>
+        <w:trPr>
+          <w:tblHeader w:val="on"/>
+        </w:trPr>
+        <w:tc>
+          <w:tcPr/>
+          <w:p>
+            <w:pPr>
+              <w:pStyle w:val="Compact"/>
+            </w:pPr>
+            <w:r>
+              <w:rPr>
+                <w:rFonts w:hint="eastAsia"/>
+              </w:rPr>
+              <w:t xml:space="preserve">项</w:t>
+            </w:r>
+          </w:p>
+        </w:tc>
+        <w:tc>
+          <w:tcPr/>
+          <w:p>
+            <w:pPr>
+              <w:pStyle w:val="Compact"/>
+            </w:pPr>
+            <w:r>
+              <w:rPr>
+                <w:rFonts w:hint="eastAsia"/>
+              </w:rPr>
+              <w:t xml:space="preserve">配置</w:t>
+            </w:r>
+          </w:p>
+        </w:tc>
+        <w:tc>
+          <w:tcPr/>
+          <w:p>
+            <w:pPr>
+              <w:pStyle w:val="Compact"/>
+            </w:pPr>
+            <w:r>
+              <w:rPr>
+                <w:rFonts w:hint="eastAsia"/>
+              </w:rPr>
+              <w:t xml:space="preserve">采集命令</w:t>
+            </w:r>
+          </w:p>
+        </w:tc>
+      </w:tr>
+      <w:tr>
+        <w:tc>
+          <w:tcPr/>
+          <w:p>
+            <w:pPr>
+              <w:pStyle w:val="Compact"/>
+            </w:pPr>
+            <w:r>
+              <w:rPr>
+                <w:rFonts w:hint="eastAsia"/>
+              </w:rPr>
+              <w:t xml:space="preserve">虚拟化</w:t>
+            </w:r>
+          </w:p>
+        </w:tc>
+        <w:tc>
+          <w:tcPr/>
+          <w:p>
+            <w:pPr>
+              <w:pStyle w:val="Compact"/>
+            </w:pPr>
+            <w:r>
+              <w:t xml:space="preserve">VMware Workstation 17 </w:t>
+            </w:r>
+            <w:r>
+              <w:rPr>
+                <w:rFonts w:hint="eastAsia"/>
+              </w:rPr>
+              <w:t xml:space="preserve">虚拟机</w:t>
+            </w:r>
+          </w:p>
+        </w:tc>
+        <w:tc>
+          <w:tcPr/>
+          <w:p>
+            <w:pPr>
+              <w:pStyle w:val="Compact"/>
+            </w:pPr>
+            <w:r>
+              <w:t xml:space="preserve">—</w:t>
+            </w:r>
+          </w:p>
+        </w:tc>
+      </w:tr>
+      <w:tr>
+        <w:tc>
+          <w:tcPr/>
+          <w:p>
+            <w:pPr>
+              <w:pStyle w:val="Compact"/>
+            </w:pPr>
+            <w:r>
+              <w:t xml:space="preserve">CPU</w:t>
+            </w:r>
+          </w:p>
+        </w:tc>
+        <w:tc>
+          <w:tcPr/>
+          <w:p>
+            <w:pPr>
+              <w:pStyle w:val="Compact"/>
+            </w:pPr>
+            <w:r>
+              <w:t xml:space="preserve">8 vCPU</w:t>
+            </w:r>
+          </w:p>
+        </w:tc>
+        <w:tc>
+          <w:tcPr/>
+          <w:p>
+            <w:pPr>
+              <w:pStyle w:val="Compact"/>
+            </w:pPr>
+            <w:r>
+              <w:rPr>
+                <w:rStyle w:val="VerbatimChar"/>
+              </w:rPr>
+              <w:t xml:space="preserve">lscpu</w:t>
+            </w:r>
+          </w:p>
+        </w:tc>
+      </w:tr>
+      <w:tr>
+        <w:tc>
+          <w:tcPr/>
+          <w:p>
+            <w:pPr>
+              <w:pStyle w:val="Compact"/>
+            </w:pPr>
+            <w:r>
+              <w:rPr>
+                <w:rFonts w:hint="eastAsia"/>
+              </w:rPr>
+              <w:t xml:space="preserve">内存</w:t>
+            </w:r>
+          </w:p>
+        </w:tc>
+        <w:tc>
+          <w:tcPr/>
+          <w:p>
+            <w:pPr>
+              <w:pStyle w:val="Compact"/>
+            </w:pPr>
+            <w:r>
+              <w:t xml:space="preserve">24 GB</w:t>
+            </w:r>
+          </w:p>
+        </w:tc>
+        <w:tc>
+          <w:tcPr/>
+          <w:p>
+            <w:pPr>
+              <w:pStyle w:val="Compact"/>
+            </w:pPr>
+            <w:r>
+              <w:rPr>
+                <w:rStyle w:val="VerbatimChar"/>
+              </w:rPr>
+              <w:t xml:space="preserve">free -h</w:t>
+            </w:r>
+          </w:p>
+        </w:tc>
+      </w:tr>
+      <w:tr>
+        <w:tc>
+          <w:tcPr/>
+          <w:p>
+            <w:pPr>
+              <w:pStyle w:val="Compact"/>
+            </w:pPr>
+            <w:r>
+              <w:rPr>
+                <w:rFonts w:hint="eastAsia"/>
+              </w:rPr>
+              <w:t xml:space="preserve">磁盘</w:t>
+            </w:r>
+          </w:p>
+        </w:tc>
+        <w:tc>
+          <w:tcPr/>
+          <w:p>
+            <w:pPr>
+              <w:pStyle w:val="Compact"/>
+            </w:pPr>
+            <w:r>
+              <w:t xml:space="preserve">300 GB </w:t>
+            </w:r>
+            <w:r>
+              <w:rPr>
+                <w:rFonts w:hint="eastAsia"/>
+              </w:rPr>
+              <w:t xml:space="preserve">虚拟磁盘（NVMe</w:t>
+            </w:r>
+            <w:r>
+              <w:t xml:space="preserve"> </w:t>
+            </w:r>
+            <w:r>
+              <w:rPr>
+                <w:rFonts w:hint="eastAsia"/>
+              </w:rPr>
+              <w:t xml:space="preserve">SSD，ROTA=0）</w:t>
+            </w:r>
+          </w:p>
+        </w:tc>
+        <w:tc>
+          <w:tcPr/>
+          <w:p>
+            <w:pPr>
+              <w:pStyle w:val="Compact"/>
+            </w:pPr>
+            <w:r>
+              <w:rPr>
+                <w:rStyle w:val="VerbatimChar"/>
+              </w:rPr>
+              <w:t xml:space="preserve">lsblk -d -o NAME,ROTA,SIZE</w:t>
+            </w:r>
+          </w:p>
+        </w:tc>
+      </w:tr>
+      <w:tr>
+        <w:tc>
+          <w:tcPr/>
+          <w:p>
+            <w:pPr>
+              <w:pStyle w:val="Compact"/>
+            </w:pPr>
+            <w:r>
+              <w:rPr>
+                <w:rFonts w:hint="eastAsia"/>
+              </w:rPr>
+              <w:t xml:space="preserve">操作系统</w:t>
+            </w:r>
+          </w:p>
+        </w:tc>
+        <w:tc>
+          <w:tcPr/>
+          <w:p>
+            <w:pPr>
+              <w:pStyle w:val="Compact"/>
+            </w:pPr>
+            <w:r>
+              <w:t xml:space="preserve">Ubuntu Server 24.04.4 LTS</w:t>
+            </w:r>
+          </w:p>
+        </w:tc>
+        <w:tc>
+          <w:tcPr/>
+          <w:p>
+            <w:pPr>
+              <w:pStyle w:val="Compact"/>
+            </w:pPr>
+            <w:r>
+              <w:rPr>
+                <w:rStyle w:val="VerbatimChar"/>
+              </w:rPr>
+              <w:t xml:space="preserve">cat /etc/os-release</w:t>
+            </w:r>
+          </w:p>
+        </w:tc>
+      </w:tr>
+      <w:tr>
+        <w:tc>
+          <w:tcPr/>
+          <w:p>
+            <w:pPr>
+              <w:pStyle w:val="Compact"/>
+            </w:pPr>
+            <w:r>
+              <w:t xml:space="preserve">Docker</w:t>
+            </w:r>
+          </w:p>
+        </w:tc>
+        <w:tc>
+          <w:tcPr/>
+          <w:p>
+            <w:pPr>
+              <w:pStyle w:val="Compact"/>
+            </w:pPr>
+            <w:r>
+              <w:t xml:space="preserve">29.1</w:t>
+            </w:r>
+          </w:p>
+        </w:tc>
+        <w:tc>
+          <w:tcPr/>
+          <w:p>
+            <w:pPr>
+              <w:pStyle w:val="Compact"/>
+            </w:pPr>
+            <w:r>
+              <w:rPr>
+                <w:rStyle w:val="VerbatimChar"/>
+              </w:rPr>
+              <w:t xml:space="preserve">docker version</w:t>
+            </w:r>
+          </w:p>
+        </w:tc>
+      </w:tr>
+      <w:tr>
+        <w:tc>
+          <w:tcPr/>
+          <w:p>
+            <w:pPr>
+              <w:pStyle w:val="Compact"/>
+            </w:pPr>
+            <w:r>
+              <w:t xml:space="preserve">Docker Compose</w:t>
+            </w:r>
+          </w:p>
+        </w:tc>
+        <w:tc>
+          <w:tcPr/>
+          <w:p>
+            <w:pPr>
+              <w:pStyle w:val="Compact"/>
+            </w:pPr>
+            <w:r>
+              <w:t xml:space="preserve">v2.40</w:t>
+            </w:r>
+          </w:p>
+        </w:tc>
+        <w:tc>
+          <w:tcPr/>
+          <w:p>
+            <w:pPr>
+              <w:pStyle w:val="Compact"/>
+            </w:pPr>
+            <w:r>
+              <w:rPr>
+                <w:rStyle w:val="VerbatimChar"/>
+              </w:rPr>
+              <w:t xml:space="preserve">docker compose version</w:t>
+            </w:r>
+          </w:p>
+        </w:tc>
+      </w:tr>
+      <w:tr>
+        <w:tc>
+          <w:tcPr/>
+          <w:p>
+            <w:pPr>
+              <w:pStyle w:val="Compact"/>
+            </w:pPr>
+            <w:r>
+              <w:rPr>
+                <w:rFonts w:hint="eastAsia"/>
+              </w:rPr>
+              <w:t xml:space="preserve">运行时</w:t>
+            </w:r>
+          </w:p>
+        </w:tc>
+        <w:tc>
+          <w:tcPr/>
+          <w:p>
+            <w:pPr>
+              <w:pStyle w:val="Compact"/>
+            </w:pPr>
+            <w:r>
+              <w:t xml:space="preserve">JDK </w:t>
+            </w:r>
+            <w:r>
+              <w:rPr>
+                <w:rFonts w:hint="eastAsia"/>
+              </w:rPr>
+              <w:t xml:space="preserve">21（eclipse-temurin:21-jre</w:t>
+            </w:r>
+            <w:r>
+              <w:t xml:space="preserve"> </w:t>
+            </w:r>
+            <w:r>
+              <w:rPr>
+                <w:rFonts w:hint="eastAsia"/>
+              </w:rPr>
+              <w:t xml:space="preserve">容器）</w:t>
+            </w:r>
+          </w:p>
+        </w:tc>
+        <w:tc>
+          <w:tcPr/>
+          <w:p>
+            <w:pPr>
+              <w:pStyle w:val="Compact"/>
+            </w:pPr>
+            <w:r>
+              <w:t xml:space="preserve">—</w:t>
+            </w:r>
+          </w:p>
+        </w:tc>
+      </w:tr>
+    </w:tbl>
+    <w:bookmarkEnd w:id="27"/>
+    <w:bookmarkStart w:id="28" w:name="_d261c35f8f78d7926f48c4d630e1ee97bbd32e8"/>
+    <w:p>
+      <w:pPr>
+        <w:pStyle w:val="Heading3"/>
+      </w:pPr>
+      <w:r>
+        <w:t xml:space="preserve">8.2 </w:t>
+      </w:r>
+      <w:r>
+        <w:rPr>
+          <w:rFonts w:hint="eastAsia"/>
+        </w:rPr>
+        <w:t xml:space="preserve">测试机</w:t>
+      </w:r>
+      <w:r>
+        <w:t xml:space="preserve"> B —— </w:t>
+      </w:r>
+      <w:r>
+        <w:rPr>
+          <w:rFonts w:hint="eastAsia"/>
+        </w:rPr>
+        <w:t xml:space="preserve">机械盘测试机</w:t>
+      </w:r>
+    </w:p>
+    <w:p>
+      <w:pPr>
+        <w:pStyle w:val="FirstParagraph"/>
+      </w:pPr>
+      <w:r>
+        <w:rPr>
+          <w:rFonts w:hint="eastAsia"/>
+        </w:rPr>
+        <w:t xml:space="preserve">用于：</w:t>
+      </w:r>
+      <w:r>
+        <w:rPr>
+          <w:rFonts w:hint="eastAsia"/>
+          <w:b/>
+          <w:bCs/>
+        </w:rPr>
+        <w:t xml:space="preserve">数据质量与异常测试（docs/12）、输入/输出控件测试（docs/10）、处理控件测试（docs/11）</w:t>
+      </w:r>
+      <w:r>
+        <w:t xml:space="preserve">。</w:t>
+      </w:r>
+    </w:p>
+    <w:tbl>
+      <w:tblPr>
+        <w:tblStyle w:val="Table"/>
+        <w:tblW w:type="pct" w:w="5000"/>
+        <w:tblLayout w:type="fixed"/>
+        <w:tblLook w:firstRow="1" w:lastRow="0" w:firstColumn="0" w:lastColumn="0" w:noHBand="0" w:noVBand="0" w:val="0020"/>
+      </w:tblPr>
+      <w:tblGrid>
+        <w:gridCol w:w="2640"/>
+        <w:gridCol w:w="2640"/>
+        <w:gridCol w:w="2640"/>
+      </w:tblGrid>
+      <w:tr>
+        <w:trPr>
+          <w:tblHeader w:val="on"/>
+        </w:trPr>
+        <w:tc>
+          <w:tcPr/>
+          <w:p>
+            <w:pPr>
+              <w:pStyle w:val="Compact"/>
+            </w:pPr>
+            <w:r>
+              <w:rPr>
+                <w:rFonts w:hint="eastAsia"/>
+              </w:rPr>
+              <w:t xml:space="preserve">项</w:t>
+            </w:r>
+          </w:p>
+        </w:tc>
+        <w:tc>
+          <w:tcPr/>
+          <w:p>
+            <w:pPr>
+              <w:pStyle w:val="Compact"/>
+            </w:pPr>
+            <w:r>
+              <w:rPr>
+                <w:rFonts w:hint="eastAsia"/>
+              </w:rPr>
+              <w:t xml:space="preserve">配置</w:t>
+            </w:r>
+          </w:p>
+        </w:tc>
+        <w:tc>
+          <w:tcPr/>
+          <w:p>
+            <w:pPr>
+              <w:pStyle w:val="Compact"/>
+            </w:pPr>
+            <w:r>
+              <w:rPr>
+                <w:rFonts w:hint="eastAsia"/>
+              </w:rPr>
+              <w:t xml:space="preserve">采集命令</w:t>
+            </w:r>
+          </w:p>
+        </w:tc>
+      </w:tr>
+      <w:tr>
+        <w:tc>
+          <w:tcPr/>
+          <w:p>
+            <w:pPr>
+              <w:pStyle w:val="Compact"/>
+            </w:pPr>
+            <w:r>
+              <w:rPr>
+                <w:rFonts w:hint="eastAsia"/>
+              </w:rPr>
+              <w:t xml:space="preserve">虚拟化</w:t>
+            </w:r>
+          </w:p>
+        </w:tc>
+        <w:tc>
+          <w:tcPr/>
+          <w:p>
+            <w:pPr>
+              <w:pStyle w:val="Compact"/>
+            </w:pPr>
+            <w:r>
+              <w:t xml:space="preserve">VMware </w:t>
+            </w:r>
+            <w:r>
+              <w:rPr>
+                <w:rFonts w:hint="eastAsia"/>
+              </w:rPr>
+              <w:t xml:space="preserve">虚拟机</w:t>
+            </w:r>
+          </w:p>
+        </w:tc>
+        <w:tc>
+          <w:tcPr/>
+          <w:p>
+            <w:pPr>
+              <w:pStyle w:val="Compact"/>
+            </w:pPr>
+            <w:r>
+              <w:t xml:space="preserve">—</w:t>
+            </w:r>
+          </w:p>
+        </w:tc>
+      </w:tr>
+      <w:tr>
+        <w:tc>
+          <w:tcPr/>
+          <w:p>
+            <w:pPr>
+              <w:pStyle w:val="Compact"/>
+            </w:pPr>
+            <w:r>
+              <w:t xml:space="preserve">CPU</w:t>
+            </w:r>
+          </w:p>
+        </w:tc>
+        <w:tc>
+          <w:tcPr/>
+          <w:p>
+            <w:pPr>
+              <w:pStyle w:val="Compact"/>
+            </w:pPr>
+            <w:r>
+              <w:t xml:space="preserve">8 </w:t>
+            </w:r>
+            <w:r>
+              <w:rPr>
+                <w:rFonts w:hint="eastAsia"/>
+              </w:rPr>
+              <w:t xml:space="preserve">vCPU（宿主</w:t>
+            </w:r>
+            <w:r>
+              <w:t xml:space="preserve"> Intel </w:t>
+            </w:r>
+            <w:r>
+              <w:rPr>
+                <w:rFonts w:hint="eastAsia"/>
+              </w:rPr>
+              <w:t xml:space="preserve">i7-14700）</w:t>
+            </w:r>
+          </w:p>
+        </w:tc>
+        <w:tc>
+          <w:tcPr/>
+          <w:p>
+            <w:pPr>
+              <w:pStyle w:val="Compact"/>
+            </w:pPr>
+            <w:r>
+              <w:rPr>
+                <w:rStyle w:val="VerbatimChar"/>
+              </w:rPr>
+              <w:t xml:space="preserve">lscpu</w:t>
+            </w:r>
+          </w:p>
+        </w:tc>
+      </w:tr>
+      <w:tr>
+        <w:tc>
+          <w:tcPr/>
+          <w:p>
+            <w:pPr>
+              <w:pStyle w:val="Compact"/>
+            </w:pPr>
+            <w:r>
+              <w:rPr>
+                <w:rFonts w:hint="eastAsia"/>
+              </w:rPr>
+              <w:t xml:space="preserve">内存</w:t>
+            </w:r>
+          </w:p>
+        </w:tc>
+        <w:tc>
+          <w:tcPr/>
+          <w:p>
+            <w:pPr>
+              <w:pStyle w:val="Compact"/>
+            </w:pPr>
+            <w:r>
+              <w:t xml:space="preserve">28.4 </w:t>
+            </w:r>
+            <w:r>
+              <w:rPr>
+                <w:rFonts w:hint="eastAsia"/>
+              </w:rPr>
+              <w:t xml:space="preserve">GB（十进制）=</w:t>
+            </w:r>
+            <w:r>
+              <w:t xml:space="preserve"> 27 </w:t>
+            </w:r>
+            <w:r>
+              <w:rPr>
+                <w:rFonts w:hint="eastAsia"/>
+              </w:rPr>
+              <w:t xml:space="preserve">GiB（二进制），</w:t>
+            </w:r>
+            <w:r>
+              <w:rPr>
+                <w:rStyle w:val="VerbatimChar"/>
+              </w:rPr>
+              <w:t xml:space="preserve">MemTotal 28407588 kB</w:t>
+            </w:r>
+          </w:p>
+        </w:tc>
+        <w:tc>
+          <w:tcPr/>
+          <w:p>
+            <w:pPr>
+              <w:pStyle w:val="Compact"/>
+            </w:pPr>
+            <w:r>
+              <w:rPr>
+                <w:rStyle w:val="VerbatimChar"/>
+              </w:rPr>
+              <w:t xml:space="preserve">free -h</w:t>
+            </w:r>
+          </w:p>
+        </w:tc>
+      </w:tr>
+      <w:tr>
+        <w:tc>
+          <w:tcPr/>
+          <w:p>
+            <w:pPr>
+              <w:pStyle w:val="Compact"/>
+            </w:pPr>
+            <w:r>
+              <w:rPr>
+                <w:rFonts w:hint="eastAsia"/>
+              </w:rPr>
+              <w:t xml:space="preserve">磁盘</w:t>
+            </w:r>
+          </w:p>
+        </w:tc>
+        <w:tc>
+          <w:tcPr/>
+          <w:p>
+            <w:pPr>
+              <w:pStyle w:val="Compact"/>
+            </w:pPr>
+            <w:r>
+              <w:t xml:space="preserve">300 </w:t>
+            </w:r>
+            <w:r>
+              <w:rPr>
+                <w:rFonts w:hint="eastAsia"/>
+              </w:rPr>
+              <w:t xml:space="preserve">GB，</w:t>
+            </w:r>
+            <w:r>
+              <w:rPr>
+                <w:rFonts w:hint="eastAsia"/>
+                <w:b/>
+                <w:bCs/>
+              </w:rPr>
+              <w:t xml:space="preserve">ROTA=1（机械盘）</w:t>
+            </w:r>
+          </w:p>
+        </w:tc>
+        <w:tc>
+          <w:tcPr/>
+          <w:p>
+            <w:pPr>
+              <w:pStyle w:val="Compact"/>
+            </w:pPr>
+            <w:r>
+              <w:rPr>
+                <w:rStyle w:val="VerbatimChar"/>
+              </w:rPr>
+              <w:t xml:space="preserve">lsblk -d -o NAME,ROTA,SIZE</w:t>
+            </w:r>
+          </w:p>
+        </w:tc>
+      </w:tr>
+      <w:tr>
+        <w:tc>
+          <w:tcPr/>
+          <w:p>
+            <w:pPr>
+              <w:pStyle w:val="Compact"/>
+            </w:pPr>
+            <w:r>
+              <w:rPr>
+                <w:rFonts w:hint="eastAsia"/>
+              </w:rPr>
+              <w:t xml:space="preserve">操作系统</w:t>
+            </w:r>
+          </w:p>
+        </w:tc>
+        <w:tc>
+          <w:tcPr/>
+          <w:p>
+            <w:pPr>
+              <w:pStyle w:val="Compact"/>
+            </w:pPr>
+            <w:r>
+              <w:t xml:space="preserve">Ubuntu 24.04.4 LTS</w:t>
+            </w:r>
+          </w:p>
+        </w:tc>
+        <w:tc>
+          <w:tcPr/>
+          <w:p>
+            <w:pPr>
+              <w:pStyle w:val="Compact"/>
+            </w:pPr>
+            <w:r>
+              <w:rPr>
+                <w:rStyle w:val="VerbatimChar"/>
+              </w:rPr>
+              <w:t xml:space="preserve">cat /etc/os-release</w:t>
+            </w:r>
+          </w:p>
+        </w:tc>
+      </w:tr>
+      <w:tr>
+        <w:tc>
+          <w:tcPr/>
+          <w:p>
+            <w:pPr>
+              <w:pStyle w:val="Compact"/>
+            </w:pPr>
+            <w:r>
+              <w:t xml:space="preserve">Docker</w:t>
+            </w:r>
+          </w:p>
+        </w:tc>
+        <w:tc>
+          <w:tcPr/>
+          <w:p>
+            <w:pPr>
+              <w:pStyle w:val="Compact"/>
+            </w:pPr>
+            <w:r>
+              <w:t xml:space="preserve">29.7.2</w:t>
+            </w:r>
+          </w:p>
+        </w:tc>
+        <w:tc>
+          <w:tcPr/>
+          <w:p>
+            <w:pPr>
+              <w:pStyle w:val="Compact"/>
+            </w:pPr>
+            <w:r>
+              <w:rPr>
+                <w:rStyle w:val="VerbatimChar"/>
+              </w:rPr>
+              <w:t xml:space="preserve">docker version</w:t>
+            </w:r>
+          </w:p>
+        </w:tc>
+      </w:tr>
+      <w:tr>
+        <w:tc>
+          <w:tcPr/>
+          <w:p>
+            <w:pPr>
+              <w:pStyle w:val="Compact"/>
+            </w:pPr>
+            <w:r>
+              <w:t xml:space="preserve">Docker Compose</w:t>
+            </w:r>
+          </w:p>
+        </w:tc>
+        <w:tc>
+          <w:tcPr/>
+          <w:p>
+            <w:pPr>
+              <w:pStyle w:val="Compact"/>
+            </w:pPr>
+            <w:r>
+              <w:rPr>
+                <w:rFonts w:hint="eastAsia"/>
+              </w:rPr>
+              <w:t xml:space="preserve">v5.5.0（新版独立</w:t>
+            </w:r>
+            <w:r>
+              <w:t xml:space="preserve"> </w:t>
+            </w:r>
+            <w:r>
+              <w:rPr>
+                <w:rFonts w:hint="eastAsia"/>
+              </w:rPr>
+              <w:t xml:space="preserve">CLI）</w:t>
+            </w:r>
+          </w:p>
+        </w:tc>
+        <w:tc>
+          <w:tcPr/>
+          <w:p>
+            <w:pPr>
+              <w:pStyle w:val="Compact"/>
+            </w:pPr>
+            <w:r>
+              <w:rPr>
+                <w:rStyle w:val="VerbatimChar"/>
+              </w:rPr>
+              <w:t xml:space="preserve">docker compose version</w:t>
+            </w:r>
+          </w:p>
+        </w:tc>
+      </w:tr>
+    </w:tbl>
+    <w:p>
+      <w:pPr>
+        <w:pStyle w:val="BlockText"/>
+      </w:pPr>
+      <w:r>
+        <w:rPr>
+          <w:rFonts w:hint="eastAsia"/>
+          <w:b/>
+          <w:bCs/>
+        </w:rPr>
+        <w:t xml:space="preserve">关于”内存</w:t>
+      </w:r>
+      <w:r>
+        <w:rPr>
+          <w:b/>
+          <w:bCs/>
+        </w:rPr>
+        <w:t xml:space="preserve"> 27GB / </w:t>
+      </w:r>
+      <w:r>
+        <w:rPr>
+          <w:rFonts w:hint="eastAsia"/>
+          <w:b/>
+          <w:bCs/>
+        </w:rPr>
+        <w:t xml:space="preserve">28.4GB”的消歧</w:t>
+      </w:r>
+      <w:r>
+        <w:rPr>
+          <w:rFonts w:hint="eastAsia"/>
+        </w:rPr>
+        <w:t xml:space="preserve">：二者是</w:t>
+      </w:r>
+      <w:r>
+        <w:rPr>
+          <w:rFonts w:hint="eastAsia"/>
+          <w:b/>
+          <w:bCs/>
+        </w:rPr>
+        <w:t xml:space="preserve">同一台机器的同一个读数</w:t>
+      </w:r>
+      <w:r>
+        <w:rPr>
+          <w:rFonts w:hint="eastAsia"/>
+        </w:rPr>
+        <w:t xml:space="preserve">，只是单位不同——</w:t>
+      </w:r>
+      <w:r>
+        <w:t xml:space="preserve"> </w:t>
+      </w:r>
+      <w:r>
+        <w:rPr>
+          <w:rStyle w:val="VerbatimChar"/>
+        </w:rPr>
+        <w:t xml:space="preserve">MemTotal 28407588 kB</w:t>
+      </w:r>
+      <w:r>
+        <w:t xml:space="preserve"> </w:t>
+      </w:r>
+      <w:r>
+        <w:t xml:space="preserve">=</w:t>
+      </w:r>
+      <w:r>
+        <w:t xml:space="preserve"> </w:t>
+      </w:r>
+      <w:r>
+        <w:rPr>
+          <w:b/>
+          <w:bCs/>
+        </w:rPr>
+        <w:t xml:space="preserve">28.4 </w:t>
+      </w:r>
+      <w:r>
+        <w:rPr>
+          <w:rFonts w:hint="eastAsia"/>
+          <w:b/>
+          <w:bCs/>
+        </w:rPr>
+        <w:t xml:space="preserve">GB（十进制）</w:t>
+      </w:r>
+      <w:r>
+        <w:t xml:space="preserve"> </w:t>
+      </w:r>
+      <w:r>
+        <w:t xml:space="preserve">=</w:t>
+      </w:r>
+      <w:r>
+        <w:t xml:space="preserve"> </w:t>
+      </w:r>
+      <w:r>
+        <w:rPr>
+          <w:b/>
+          <w:bCs/>
+        </w:rPr>
+        <w:t xml:space="preserve">27.09 </w:t>
+      </w:r>
+      <w:r>
+        <w:rPr>
+          <w:rFonts w:hint="eastAsia"/>
+          <w:b/>
+          <w:bCs/>
+        </w:rPr>
+        <w:t xml:space="preserve">GiB（二进制）</w:t>
+      </w:r>
+      <w:r>
+        <w:t xml:space="preserve">。</w:t>
+      </w:r>
+      <w:r>
+        <w:t xml:space="preserve"> </w:t>
+      </w:r>
+      <w:r>
+        <w:rPr>
+          <w:rFonts w:hint="eastAsia"/>
+        </w:rPr>
+        <w:t xml:space="preserve">因此文档中出现的</w:t>
+      </w:r>
+      <w:r>
+        <w:t xml:space="preserve"> 27GB </w:t>
+      </w:r>
+      <w:r>
+        <w:rPr>
+          <w:rFonts w:hint="eastAsia"/>
+        </w:rPr>
+        <w:t xml:space="preserve">与</w:t>
+      </w:r>
+      <w:r>
+        <w:t xml:space="preserve"> 28.4GB</w:t>
+      </w:r>
+      <w:r>
+        <w:t xml:space="preserve"> </w:t>
+      </w:r>
+      <w:r>
+        <w:rPr>
+          <w:rFonts w:hint="eastAsia"/>
+          <w:b/>
+          <w:bCs/>
+        </w:rPr>
+        <w:t xml:space="preserve">都指测试机</w:t>
+      </w:r>
+      <w:r>
+        <w:rPr>
+          <w:b/>
+          <w:bCs/>
+        </w:rPr>
+        <w:t xml:space="preserve"> B</w:t>
+      </w:r>
+      <w:r>
+        <w:rPr>
+          <w:rFonts w:hint="eastAsia"/>
+        </w:rPr>
+        <w:t xml:space="preserve">，不是两台机器。</w:t>
+      </w:r>
+    </w:p>
+    <w:p>
+      <w:pPr>
+        <w:pStyle w:val="BlockText"/>
+      </w:pPr>
+      <w:r>
+        <w:rPr>
+          <w:rFonts w:hint="eastAsia"/>
+          <w:b/>
+          <w:bCs/>
+        </w:rPr>
+        <w:t xml:space="preserve">关于磁盘类型的消歧</w:t>
+      </w:r>
+      <w:r>
+        <w:rPr>
+          <w:rFonts w:hint="eastAsia"/>
+        </w:rPr>
+        <w:t xml:space="preserve">：赛题建议基准为”8vCPU</w:t>
+      </w:r>
+      <w:r>
+        <w:t xml:space="preserve"> / 32GB / </w:t>
+      </w:r>
+      <w:r>
+        <w:rPr>
+          <w:rFonts w:hint="eastAsia"/>
+        </w:rPr>
+        <w:t xml:space="preserve">机械硬盘”。测试机</w:t>
+      </w:r>
+      <w:r>
+        <w:t xml:space="preserve"> A </w:t>
+      </w:r>
+      <w:r>
+        <w:rPr>
+          <w:rFonts w:hint="eastAsia"/>
+        </w:rPr>
+        <w:t xml:space="preserve">的宿主仅有一块</w:t>
+      </w:r>
+      <w:r>
+        <w:t xml:space="preserve"> </w:t>
+      </w:r>
+      <w:r>
+        <w:t xml:space="preserve">NVMe </w:t>
+      </w:r>
+      <w:r>
+        <w:rPr>
+          <w:rFonts w:hint="eastAsia"/>
+        </w:rPr>
+        <w:t xml:space="preserve">SSD、无机械硬盘，故</w:t>
+      </w:r>
+      <w:r>
+        <w:t xml:space="preserve"> A </w:t>
+      </w:r>
+      <w:r>
+        <w:rPr>
+          <w:rFonts w:hint="eastAsia"/>
+        </w:rPr>
+        <w:t xml:space="preserve">的虚拟磁盘为</w:t>
+      </w:r>
+      <w:r>
+        <w:t xml:space="preserve"> </w:t>
+      </w:r>
+      <w:r>
+        <w:rPr>
+          <w:rFonts w:hint="eastAsia"/>
+        </w:rPr>
+        <w:t xml:space="preserve">SSD（性能高于机械盘）；测试机</w:t>
+      </w:r>
+      <w:r>
+        <w:t xml:space="preserve"> B </w:t>
+      </w:r>
+      <w:r>
+        <w:rPr>
+          <w:rFonts w:hint="eastAsia"/>
+        </w:rPr>
+        <w:t xml:space="preserve">为</w:t>
+      </w:r>
+      <w:r>
+        <w:t xml:space="preserve"> ROTA=1 </w:t>
+      </w:r>
+      <w:r>
+        <w:rPr>
+          <w:rFonts w:hint="eastAsia"/>
+        </w:rPr>
+        <w:t xml:space="preserve">机械盘，</w:t>
+      </w:r>
+      <w:r>
+        <w:t xml:space="preserve"> </w:t>
+      </w:r>
+      <w:r>
+        <w:rPr>
+          <w:rFonts w:hint="eastAsia"/>
+        </w:rPr>
+        <w:t xml:space="preserve">更接近赛题基准。磁盘类型以</w:t>
+      </w:r>
+      <w:r>
+        <w:t xml:space="preserve"> </w:t>
+      </w:r>
+      <w:r>
+        <w:rPr>
+          <w:rStyle w:val="VerbatimChar"/>
+        </w:rPr>
+        <w:t xml:space="preserve">lsblk</w:t>
+      </w:r>
+      <w:r>
+        <w:t xml:space="preserve"> </w:t>
+      </w:r>
+      <w:r>
+        <w:rPr>
+          <w:rFonts w:hint="eastAsia"/>
+        </w:rPr>
+        <w:t xml:space="preserve">的</w:t>
+      </w:r>
+      <w:r>
+        <w:t xml:space="preserve"> </w:t>
+      </w:r>
+      <w:r>
+        <w:rPr>
+          <w:rStyle w:val="VerbatimChar"/>
+        </w:rPr>
+        <w:t xml:space="preserve">ROTA</w:t>
+      </w:r>
+      <w:r>
+        <w:t xml:space="preserve"> </w:t>
+      </w:r>
+      <w:r>
+        <w:rPr>
+          <w:rFonts w:hint="eastAsia"/>
+        </w:rPr>
+        <w:t xml:space="preserve">字段为准（</w:t>
+      </w:r>
+      <w:r>
+        <w:rPr>
+          <w:rFonts w:hint="eastAsia"/>
+          <w:b/>
+          <w:bCs/>
+        </w:rPr>
+        <w:t xml:space="preserve">注意</w:t>
+      </w:r>
+      <w:r>
+        <w:rPr>
+          <w:rFonts w:hint="eastAsia"/>
+        </w:rPr>
+        <w:t xml:space="preserve">：虚拟机中该字段不一定反映</w:t>
+      </w:r>
+      <w:r>
+        <w:t xml:space="preserve"> </w:t>
+      </w:r>
+      <w:r>
+        <w:rPr>
+          <w:rFonts w:hint="eastAsia"/>
+        </w:rPr>
+        <w:t xml:space="preserve">真实介质，故同时给出宿主磁盘型号供核对）。</w:t>
+      </w:r>
+    </w:p>
+    <w:bookmarkEnd w:id="28"/>
+    <w:bookmarkStart w:id="29" w:name="_引用规则"/>
+    <w:p>
+      <w:pPr>
+        <w:pStyle w:val="Heading3"/>
+      </w:pPr>
+      <w:r>
+        <w:t xml:space="preserve">8.3 </w:t>
+      </w:r>
+      <w:r>
+        <w:rPr>
+          <w:rFonts w:hint="eastAsia"/>
+        </w:rPr>
+        <w:t xml:space="preserve">引用规则</w:t>
+      </w:r>
+    </w:p>
+    <w:tbl>
+      <w:tblPr>
+        <w:tblStyle w:val="Table"/>
+        <w:tblW w:type="pct" w:w="5000"/>
+        <w:tblLayout w:type="fixed"/>
+        <w:tblLook w:firstRow="1" w:lastRow="0" w:firstColumn="0" w:lastColumn="0" w:noHBand="0" w:noVBand="0" w:val="0020"/>
+      </w:tblPr>
+      <w:tblGrid>
+        <w:gridCol w:w="2640"/>
+        <w:gridCol w:w="2640"/>
+        <w:gridCol w:w="2640"/>
+      </w:tblGrid>
+      <w:tr>
+        <w:trPr>
+          <w:tblHeader w:val="on"/>
+        </w:trPr>
+        <w:tc>
+          <w:tcPr/>
+          <w:p>
+            <w:pPr>
+              <w:pStyle w:val="Compact"/>
+            </w:pPr>
+            <w:r>
+              <w:rPr>
+                <w:rFonts w:hint="eastAsia"/>
+              </w:rPr>
+              <w:t xml:space="preserve">文档</w:t>
+            </w:r>
+          </w:p>
+        </w:tc>
+        <w:tc>
+          <w:tcPr/>
+          <w:p>
+            <w:pPr>
+              <w:pStyle w:val="Compact"/>
+            </w:pPr>
+            <w:r>
+              <w:rPr>
+                <w:rFonts w:hint="eastAsia"/>
+              </w:rPr>
+              <w:t xml:space="preserve">使用的测试机</w:t>
+            </w:r>
+          </w:p>
+        </w:tc>
+        <w:tc>
+          <w:tcPr/>
+          <w:p>
+            <w:pPr>
+              <w:pStyle w:val="Compact"/>
+            </w:pPr>
+            <w:r>
+              <w:rPr>
+                <w:rFonts w:hint="eastAsia"/>
+              </w:rPr>
+              <w:t xml:space="preserve">应写</w:t>
+            </w:r>
+          </w:p>
+        </w:tc>
+      </w:tr>
+      <w:tr>
+        <w:tc>
+          <w:tcPr/>
+          <w:p>
+            <w:pPr>
+              <w:pStyle w:val="Compact"/>
+            </w:pPr>
+            <w:r>
+              <w:rPr>
+                <w:rFonts w:hint="eastAsia"/>
+              </w:rPr>
+              <w:t xml:space="preserve">《性能测试报告》§2.1</w:t>
+            </w:r>
+          </w:p>
+        </w:tc>
+        <w:tc>
+          <w:tcPr/>
+          <w:p>
+            <w:pPr>
+              <w:pStyle w:val="Compact"/>
+            </w:pPr>
+            <w:r>
+              <w:rPr>
+                <w:rFonts w:hint="eastAsia"/>
+              </w:rPr>
+              <w:t xml:space="preserve">测试机</w:t>
+            </w:r>
+            <w:r>
+              <w:t xml:space="preserve"> A</w:t>
+            </w:r>
+          </w:p>
+        </w:tc>
+        <w:tc>
+          <w:tcPr/>
+          <w:p>
+            <w:pPr>
+              <w:pStyle w:val="Compact"/>
+            </w:pPr>
+            <w:r>
+              <w:rPr>
+                <w:rFonts w:hint="eastAsia"/>
+              </w:rPr>
+              <w:t xml:space="preserve">见《部署文档》§8.1</w:t>
+            </w:r>
+          </w:p>
+        </w:tc>
+      </w:tr>
+      <w:tr>
+        <w:tc>
+          <w:tcPr/>
+          <w:p>
+            <w:pPr>
+              <w:pStyle w:val="Compact"/>
+            </w:pPr>
+            <w:r>
+              <w:t xml:space="preserve">docs/08 </w:t>
+            </w:r>
+            <w:r>
+              <w:rPr>
+                <w:rFonts w:hint="eastAsia"/>
+              </w:rPr>
+              <w:t xml:space="preserve">端到端集成测试报告</w:t>
+            </w:r>
+          </w:p>
+        </w:tc>
+        <w:tc>
+          <w:tcPr/>
+          <w:p>
+            <w:pPr>
+              <w:pStyle w:val="Compact"/>
+            </w:pPr>
+            <w:r>
+              <w:rPr>
+                <w:rFonts w:hint="eastAsia"/>
+              </w:rPr>
+              <w:t xml:space="preserve">测试机</w:t>
+            </w:r>
+            <w:r>
+              <w:t xml:space="preserve"> A</w:t>
+            </w:r>
+          </w:p>
+        </w:tc>
+        <w:tc>
+          <w:tcPr/>
+          <w:p>
+            <w:pPr>
+              <w:pStyle w:val="Compact"/>
+            </w:pPr>
+            <w:r>
+              <w:rPr>
+                <w:rFonts w:hint="eastAsia"/>
+              </w:rPr>
+              <w:t xml:space="preserve">见《部署文档》§8.1</w:t>
+            </w:r>
+          </w:p>
+        </w:tc>
+      </w:tr>
+      <w:tr>
+        <w:tc>
+          <w:tcPr/>
+          <w:p>
+            <w:pPr>
+              <w:pStyle w:val="Compact"/>
+            </w:pPr>
+            <w:r>
+              <w:t xml:space="preserve">docs/10 </w:t>
+            </w:r>
+            <w:r>
+              <w:rPr>
+                <w:rFonts w:hint="eastAsia"/>
+              </w:rPr>
+              <w:t xml:space="preserve">输入/输出控件测试报告</w:t>
+            </w:r>
+          </w:p>
+        </w:tc>
+        <w:tc>
+          <w:tcPr/>
+          <w:p>
+            <w:pPr>
+              <w:pStyle w:val="Compact"/>
+            </w:pPr>
+            <w:r>
+              <w:rPr>
+                <w:rFonts w:hint="eastAsia"/>
+              </w:rPr>
+              <w:t xml:space="preserve">测试机</w:t>
+            </w:r>
+            <w:r>
+              <w:t xml:space="preserve"> B</w:t>
+            </w:r>
+          </w:p>
+        </w:tc>
+        <w:tc>
+          <w:tcPr/>
+          <w:p>
+            <w:pPr>
+              <w:pStyle w:val="Compact"/>
+            </w:pPr>
+            <w:r>
+              <w:rPr>
+                <w:rFonts w:hint="eastAsia"/>
+              </w:rPr>
+              <w:t xml:space="preserve">见《部署文档》§8.2</w:t>
+            </w:r>
+          </w:p>
+        </w:tc>
+      </w:tr>
+      <w:tr>
+        <w:tc>
+          <w:tcPr/>
+          <w:p>
+            <w:pPr>
+              <w:pStyle w:val="Compact"/>
+            </w:pPr>
+            <w:r>
+              <w:t xml:space="preserve">docs/11 </w:t>
+            </w:r>
+            <w:r>
+              <w:rPr>
+                <w:rFonts w:hint="eastAsia"/>
+              </w:rPr>
+              <w:t xml:space="preserve">处理控件测试报告</w:t>
+            </w:r>
+          </w:p>
+        </w:tc>
+        <w:tc>
+          <w:tcPr/>
+          <w:p>
+            <w:pPr>
+              <w:pStyle w:val="Compact"/>
+            </w:pPr>
+            <w:r>
+              <w:rPr>
+                <w:rFonts w:hint="eastAsia"/>
+              </w:rPr>
+              <w:t xml:space="preserve">测试机</w:t>
+            </w:r>
+            <w:r>
+              <w:t xml:space="preserve"> B</w:t>
+            </w:r>
+          </w:p>
+        </w:tc>
+        <w:tc>
+          <w:tcPr/>
+          <w:p>
+            <w:pPr>
+              <w:pStyle w:val="Compact"/>
+            </w:pPr>
+            <w:r>
+              <w:rPr>
+                <w:rFonts w:hint="eastAsia"/>
+              </w:rPr>
+              <w:t xml:space="preserve">见《部署文档》§8.2</w:t>
+            </w:r>
+          </w:p>
+        </w:tc>
+      </w:tr>
+      <w:tr>
+        <w:tc>
+          <w:tcPr/>
+          <w:p>
+            <w:pPr>
+              <w:pStyle w:val="Compact"/>
+            </w:pPr>
+            <w:r>
+              <w:t xml:space="preserve">docs/12 </w:t>
+            </w:r>
+            <w:r>
+              <w:rPr>
+                <w:rFonts w:hint="eastAsia"/>
+              </w:rPr>
+              <w:t xml:space="preserve">数据质量与异常测试报告</w:t>
+            </w:r>
+          </w:p>
+        </w:tc>
+        <w:tc>
+          <w:tcPr/>
+          <w:p>
+            <w:pPr>
+              <w:pStyle w:val="Compact"/>
+            </w:pPr>
+            <w:r>
+              <w:rPr>
+                <w:rFonts w:hint="eastAsia"/>
+              </w:rPr>
+              <w:t xml:space="preserve">测试机</w:t>
+            </w:r>
+            <w:r>
+              <w:t xml:space="preserve"> B</w:t>
+            </w:r>
+          </w:p>
+        </w:tc>
+        <w:tc>
+          <w:tcPr/>
+          <w:p>
+            <w:pPr>
+              <w:pStyle w:val="Compact"/>
+            </w:pPr>
+            <w:r>
+              <w:rPr>
+                <w:rFonts w:hint="eastAsia"/>
+              </w:rPr>
+              <w:t xml:space="preserve">见《部署文档》§8.2</w:t>
+            </w:r>
+          </w:p>
+        </w:tc>
+      </w:tr>
+      <w:tr>
+        <w:tc>
+          <w:tcPr/>
+          <w:p>
+            <w:pPr>
+              <w:pStyle w:val="Compact"/>
+            </w:pPr>
+            <w:r>
+              <w:t xml:space="preserve">docs/04 </w:t>
+            </w:r>
+            <w:r>
+              <w:rPr>
+                <w:rFonts w:hint="eastAsia"/>
+              </w:rPr>
+              <w:t xml:space="preserve">性能测试预演记录</w:t>
+            </w:r>
+          </w:p>
+        </w:tc>
+        <w:tc>
+          <w:tcPr/>
+          <w:p>
+            <w:pPr>
+              <w:pStyle w:val="Compact"/>
+            </w:pPr>
+            <w:r>
+              <w:rPr>
+                <w:rFonts w:hint="eastAsia"/>
+              </w:rPr>
+              <w:t xml:space="preserve">开发笔记本（非验收环境）</w:t>
+            </w:r>
+          </w:p>
+        </w:tc>
+        <w:tc>
+          <w:tcPr/>
+          <w:p>
+            <w:pPr>
+              <w:pStyle w:val="Compact"/>
+            </w:pPr>
+            <w:r>
+              <w:rPr>
+                <w:rFonts w:hint="eastAsia"/>
+              </w:rPr>
+              <w:t xml:space="preserve">仅供方法验证，数字不作引用</w:t>
+            </w:r>
+          </w:p>
+        </w:tc>
+      </w:tr>
+    </w:tbl>
+    <w:p>
+      <w:pPr>
+        <w:pStyle w:val="BlockText"/>
+      </w:pPr>
+      <w:r>
+        <w:rPr>
+          <w:rFonts w:hint="eastAsia"/>
+          <w:b/>
+          <w:bCs/>
+        </w:rPr>
+        <w:t xml:space="preserve">提示</w:t>
+      </w:r>
+      <w:r>
+        <w:rPr>
+          <w:rFonts w:hint="eastAsia"/>
+        </w:rPr>
+        <w:t xml:space="preserve">：两台机器的吞吐数字</w:t>
+      </w:r>
+      <w:r>
+        <w:rPr>
+          <w:rFonts w:hint="eastAsia"/>
+          <w:b/>
+          <w:bCs/>
+        </w:rPr>
+        <w:t xml:space="preserve">不可直接比较</w:t>
+      </w:r>
+      <w:r>
+        <w:rPr>
+          <w:rFonts w:hint="eastAsia"/>
+        </w:rPr>
+        <w:t xml:space="preserve">（磁盘介质不同）。跨机器引用时务必标注机型。</w:t>
+      </w:r>
+    </w:p>
+    <w:bookmarkEnd w:id="29"/>
+    <w:bookmarkEnd w:id="30"/>
+    <w:bookmarkEnd w:id="31"/>
     <w:sectPr>
       <w:footnotePr>
         <w:numRestart w:val="eachSect"/>

--- a/deliverables/部署文档.docx
+++ b/deliverables/部署文档.docx
@@ -4431,30 +4431,103 @@
               <w:rPr>
                 <w:rFonts w:hint="eastAsia"/>
               </w:rPr>
-              <w:t xml:space="preserve">虚拟磁盘（NVMe</w:t>
-            </w:r>
-            <w:r>
+              <w:t xml:space="preserve">虚拟磁盘；宿主为</w:t>
+            </w:r>
+            <w:r>
+              <w:t xml:space="preserve"> NVMe SSD。</w:t>
+            </w:r>
+            <w:r>
+              <w:rPr>
+                <w:rFonts w:hint="eastAsia"/>
+                <w:b/>
+                <w:bCs/>
+              </w:rPr>
+              <w:t xml:space="preserve">该虚拟盘</w:t>
+            </w:r>
+            <w:r>
+              <w:rPr>
+                <w:b/>
+                <w:bCs/>
+              </w:rPr>
               <w:t xml:space="preserve"> </w:t>
             </w:r>
             <w:r>
               <w:rPr>
-                <w:rFonts w:hint="eastAsia"/>
-              </w:rPr>
-              <w:t xml:space="preserve">SSD，ROTA=0）</w:t>
-            </w:r>
-          </w:p>
-        </w:tc>
-        <w:tc>
-          <w:tcPr/>
-          <w:p>
-            <w:pPr>
-              <w:pStyle w:val="Compact"/>
-            </w:pPr>
-            <w:r>
-              <w:rPr>
                 <w:rStyle w:val="VerbatimChar"/>
+                <w:b/>
+                <w:bCs/>
+              </w:rPr>
+              <w:t xml:space="preserve">lsblk</w:t>
+            </w:r>
+            <w:r>
+              <w:rPr>
+                <w:b/>
+                <w:bCs/>
+              </w:rPr>
+              <w:t xml:space="preserve"> </w:t>
+            </w:r>
+            <w:r>
+              <w:rPr>
+                <w:rFonts w:hint="eastAsia"/>
+                <w:b/>
+                <w:bCs/>
+              </w:rPr>
+              <w:t xml:space="preserve">报</w:t>
+            </w:r>
+            <w:r>
+              <w:rPr>
+                <w:b/>
+                <w:bCs/>
+              </w:rPr>
+              <w:t xml:space="preserve"> </w:t>
+            </w:r>
+            <w:r>
+              <w:rPr>
+                <w:rStyle w:val="VerbatimChar"/>
+                <w:b/>
+                <w:bCs/>
+              </w:rPr>
+              <w:t xml:space="preserve">ROTA=1</w:t>
+            </w:r>
+            <w:r>
+              <w:rPr>
+                <w:rFonts w:hint="eastAsia"/>
+                <w:b/>
+                <w:bCs/>
+              </w:rPr>
+              <w:t xml:space="preserve">，与真实介质不符</w:t>
+            </w:r>
+            <w:r>
+              <w:rPr>
+                <w:rFonts w:hint="eastAsia"/>
+              </w:rPr>
+              <w:t xml:space="preserve">，见下方消歧说明</w:t>
+            </w:r>
+          </w:p>
+        </w:tc>
+        <w:tc>
+          <w:tcPr/>
+          <w:p>
+            <w:pPr>
+              <w:pStyle w:val="Compact"/>
+            </w:pPr>
+            <w:r>
+              <w:rPr>
+                <w:rStyle w:val="VerbatimChar"/>
               </w:rPr>
               <w:t xml:space="preserve">lsblk -d -o NAME,ROTA,SIZE</w:t>
+            </w:r>
+            <w:r>
+              <w:t xml:space="preserve"> </w:t>
+            </w:r>
+            <w:r>
+              <w:t xml:space="preserve">+ </w:t>
+            </w:r>
+            <w:r>
+              <w:rPr>
+                <w:rFonts w:hint="eastAsia"/>
+              </w:rPr>
+              <w:t xml:space="preserve">宿主磁盘型号</w:t>
             </w:r>
           </w:p>
         </w:tc>
@@ -5243,13 +5316,13 @@
           <w:b/>
           <w:bCs/>
         </w:rPr>
-        <w:t xml:space="preserve">关于磁盘类型的消歧</w:t>
-      </w:r>
-      <w:r>
-        <w:rPr>
-          <w:rFonts w:hint="eastAsia"/>
-        </w:rPr>
-        <w:t xml:space="preserve">：赛题建议基准为”8vCPU</w:t>
+        <w:t xml:space="preserve">关于磁盘类型的消歧（请连同实测输出一起看）</w:t>
+      </w:r>
+      <w:r>
+        <w:rPr>
+          <w:rFonts w:hint="eastAsia"/>
+        </w:rPr>
+        <w:t xml:space="preserve">：赛题建议基准为「8vCPU</w:t>
       </w:r>
       <w:r>
         <w:t xml:space="preserve"> / 32GB / </w:t>
@@ -5258,132 +5331,342 @@
         <w:rPr>
           <w:rFonts w:hint="eastAsia"/>
         </w:rPr>
-        <w:t xml:space="preserve">机械硬盘”。测试机</w:t>
-      </w:r>
-      <w:r>
-        <w:t xml:space="preserve"> A </w:t>
-      </w:r>
-      <w:r>
-        <w:rPr>
-          <w:rFonts w:hint="eastAsia"/>
-        </w:rPr>
-        <w:t xml:space="preserve">的宿主仅有一块</w:t>
-      </w:r>
-      <w:r>
-        <w:t xml:space="preserve"> </w:t>
-      </w:r>
-      <w:r>
-        <w:t xml:space="preserve">NVMe </w:t>
-      </w:r>
-      <w:r>
-        <w:rPr>
-          <w:rFonts w:hint="eastAsia"/>
-        </w:rPr>
-        <w:t xml:space="preserve">SSD、无机械硬盘，故</w:t>
-      </w:r>
-      <w:r>
-        <w:t xml:space="preserve"> A </w:t>
-      </w:r>
-      <w:r>
-        <w:rPr>
-          <w:rFonts w:hint="eastAsia"/>
-        </w:rPr>
-        <w:t xml:space="preserve">的虚拟磁盘为</w:t>
-      </w:r>
-      <w:r>
-        <w:t xml:space="preserve"> </w:t>
-      </w:r>
-      <w:r>
-        <w:rPr>
-          <w:rFonts w:hint="eastAsia"/>
-        </w:rPr>
-        <w:t xml:space="preserve">SSD（性能高于机械盘）；测试机</w:t>
-      </w:r>
-      <w:r>
-        <w:t xml:space="preserve"> B </w:t>
-      </w:r>
-      <w:r>
-        <w:rPr>
-          <w:rFonts w:hint="eastAsia"/>
-        </w:rPr>
-        <w:t xml:space="preserve">为</w:t>
-      </w:r>
-      <w:r>
-        <w:t xml:space="preserve"> ROTA=1 </w:t>
-      </w:r>
-      <w:r>
-        <w:rPr>
-          <w:rFonts w:hint="eastAsia"/>
-        </w:rPr>
-        <w:t xml:space="preserve">机械盘，</w:t>
-      </w:r>
-      <w:r>
-        <w:t xml:space="preserve"> </w:t>
-      </w:r>
-      <w:r>
-        <w:rPr>
-          <w:rFonts w:hint="eastAsia"/>
-        </w:rPr>
-        <w:t xml:space="preserve">更接近赛题基准。磁盘类型以</w:t>
-      </w:r>
-      <w:r>
-        <w:t xml:space="preserve"> </w:t>
-      </w:r>
-      <w:r>
-        <w:rPr>
-          <w:rStyle w:val="VerbatimChar"/>
-        </w:rPr>
-        <w:t xml:space="preserve">lsblk</w:t>
-      </w:r>
-      <w:r>
-        <w:t xml:space="preserve"> </w:t>
-      </w:r>
-      <w:r>
-        <w:rPr>
-          <w:rFonts w:hint="eastAsia"/>
-        </w:rPr>
-        <w:t xml:space="preserve">的</w:t>
-      </w:r>
-      <w:r>
-        <w:t xml:space="preserve"> </w:t>
-      </w:r>
-      <w:r>
-        <w:rPr>
-          <w:rStyle w:val="VerbatimChar"/>
-        </w:rPr>
-        <w:t xml:space="preserve">ROTA</w:t>
-      </w:r>
-      <w:r>
-        <w:t xml:space="preserve"> </w:t>
-      </w:r>
-      <w:r>
-        <w:rPr>
-          <w:rFonts w:hint="eastAsia"/>
-        </w:rPr>
-        <w:t xml:space="preserve">字段为准（</w:t>
-      </w:r>
+        <w:t xml:space="preserve">机械硬盘」。</w:t>
+      </w:r>
+    </w:p>
+    <w:p>
+      <w:pPr>
+        <w:pStyle w:val="Compact"/>
+        <w:numPr>
+          <w:ilvl w:val="0"/>
+          <w:numId w:val="1005"/>
+        </w:numPr>
+      </w:pPr>
       <w:r>
         <w:rPr>
           <w:rFonts w:hint="eastAsia"/>
           <w:b/>
           <w:bCs/>
         </w:rPr>
-        <w:t xml:space="preserve">注意</w:t>
-      </w:r>
-      <w:r>
-        <w:rPr>
-          <w:rFonts w:hint="eastAsia"/>
-        </w:rPr>
-        <w:t xml:space="preserve">：虚拟机中该字段不一定反映</w:t>
-      </w:r>
-      <w:r>
-        <w:t xml:space="preserve"> </w:t>
-      </w:r>
-      <w:r>
-        <w:rPr>
-          <w:rFonts w:hint="eastAsia"/>
-        </w:rPr>
-        <w:t xml:space="preserve">真实介质，故同时给出宿主磁盘型号供核对）。</w:t>
+        <w:t xml:space="preserve">测试机</w:t>
+      </w:r>
+      <w:r>
+        <w:rPr>
+          <w:b/>
+          <w:bCs/>
+        </w:rPr>
+        <w:t xml:space="preserve"> A</w:t>
+      </w:r>
+      <w:r>
+        <w:rPr>
+          <w:rFonts w:hint="eastAsia"/>
+        </w:rPr>
+        <w:t xml:space="preserve">：宿主仅有一块</w:t>
+      </w:r>
+      <w:r>
+        <w:t xml:space="preserve"> NVMe </w:t>
+      </w:r>
+      <w:r>
+        <w:rPr>
+          <w:rFonts w:hint="eastAsia"/>
+        </w:rPr>
+        <w:t xml:space="preserve">SSD、无机械硬盘，故虚拟磁盘为</w:t>
+      </w:r>
+      <w:r>
+        <w:t xml:space="preserve"> </w:t>
+      </w:r>
+      <w:r>
+        <w:rPr>
+          <w:rFonts w:hint="eastAsia"/>
+        </w:rPr>
+        <w:t xml:space="preserve">SSD（性能高于机械盘）。</w:t>
+      </w:r>
+      <w:r>
+        <w:t xml:space="preserve"> </w:t>
+      </w:r>
+      <w:r>
+        <w:rPr>
+          <w:rFonts w:hint="eastAsia"/>
+          <w:b/>
+          <w:bCs/>
+        </w:rPr>
+        <w:t xml:space="preserve">注意：在该虚拟机上执行</w:t>
+      </w:r>
+      <w:r>
+        <w:rPr>
+          <w:b/>
+          <w:bCs/>
+        </w:rPr>
+        <w:t xml:space="preserve"> </w:t>
+      </w:r>
+      <w:r>
+        <w:rPr>
+          <w:rStyle w:val="VerbatimChar"/>
+          <w:b/>
+          <w:bCs/>
+        </w:rPr>
+        <w:t xml:space="preserve">lsblk -d -o NAME,ROTA,SIZE</w:t>
+      </w:r>
+      <w:r>
+        <w:rPr>
+          <w:rFonts w:hint="eastAsia"/>
+          <w:b/>
+          <w:bCs/>
+        </w:rPr>
+        <w:t xml:space="preserve">，</w:t>
+      </w:r>
+      <w:r>
+        <w:rPr>
+          <w:rStyle w:val="VerbatimChar"/>
+          <w:b/>
+          <w:bCs/>
+        </w:rPr>
+        <w:t xml:space="preserve">sda</w:t>
+      </w:r>
+      <w:r>
+        <w:rPr>
+          <w:b/>
+          <w:bCs/>
+        </w:rPr>
+        <w:t xml:space="preserve"> </w:t>
+      </w:r>
+      <w:r>
+        <w:rPr>
+          <w:rFonts w:hint="eastAsia"/>
+          <w:b/>
+          <w:bCs/>
+        </w:rPr>
+        <w:t xml:space="preserve">的</w:t>
+      </w:r>
+      <w:r>
+        <w:rPr>
+          <w:b/>
+          <w:bCs/>
+        </w:rPr>
+        <w:t xml:space="preserve"> </w:t>
+      </w:r>
+      <w:r>
+        <w:rPr>
+          <w:rStyle w:val="VerbatimChar"/>
+          <w:b/>
+          <w:bCs/>
+        </w:rPr>
+        <w:t xml:space="preserve">ROTA</w:t>
+      </w:r>
+      <w:r>
+        <w:rPr>
+          <w:b/>
+          <w:bCs/>
+        </w:rPr>
+        <w:t xml:space="preserve"> </w:t>
+      </w:r>
+      <w:r>
+        <w:rPr>
+          <w:rFonts w:hint="eastAsia"/>
+          <w:b/>
+          <w:bCs/>
+        </w:rPr>
+        <w:t xml:space="preserve">字段实际报</w:t>
+      </w:r>
+      <w:r>
+        <w:rPr>
+          <w:b/>
+          <w:bCs/>
+        </w:rPr>
+        <w:t xml:space="preserve"> </w:t>
+      </w:r>
+      <w:r>
+        <w:rPr>
+          <w:rStyle w:val="VerbatimChar"/>
+          <w:b/>
+          <w:bCs/>
+        </w:rPr>
+        <w:t xml:space="preserve">1</w:t>
+      </w:r>
+      <w:r>
+        <w:t xml:space="preserve"> </w:t>
+      </w:r>
+      <w:r>
+        <w:rPr>
+          <w:rFonts w:hint="eastAsia"/>
+        </w:rPr>
+        <w:t xml:space="preserve">（即”可旋转”），与真实介质不符</w:t>
+      </w:r>
+      <w:r>
+        <w:t xml:space="preserve"> —— </w:t>
+      </w:r>
+      <w:r>
+        <w:rPr>
+          <w:rFonts w:hint="eastAsia"/>
+        </w:rPr>
+        <w:t xml:space="preserve">这是虚拟化层的常见现象，</w:t>
+      </w:r>
+      <w:r>
+        <w:rPr>
+          <w:rStyle w:val="VerbatimChar"/>
+        </w:rPr>
+        <w:t xml:space="preserve">ROTA</w:t>
+      </w:r>
+      <w:r>
+        <w:t xml:space="preserve"> </w:t>
+      </w:r>
+      <w:r>
+        <w:rPr>
+          <w:rFonts w:hint="eastAsia"/>
+        </w:rPr>
+        <w:t xml:space="preserve">由虚拟驱动上报而非</w:t>
+      </w:r>
+      <w:r>
+        <w:t xml:space="preserve"> </w:t>
+      </w:r>
+      <w:r>
+        <w:rPr>
+          <w:rFonts w:hint="eastAsia"/>
+        </w:rPr>
+        <w:t xml:space="preserve">物理设备，</w:t>
+      </w:r>
+      <w:r>
+        <w:rPr>
+          <w:rFonts w:hint="eastAsia"/>
+          <w:b/>
+          <w:bCs/>
+        </w:rPr>
+        <w:t xml:space="preserve">不能作为判据</w:t>
+      </w:r>
+      <w:r>
+        <w:rPr>
+          <w:rFonts w:hint="eastAsia"/>
+        </w:rPr>
+        <w:t xml:space="preserve">。所以本表的磁盘类型以</w:t>
+      </w:r>
+      <w:r>
+        <w:rPr>
+          <w:rFonts w:hint="eastAsia"/>
+          <w:b/>
+          <w:bCs/>
+        </w:rPr>
+        <w:t xml:space="preserve">宿主磁盘型号</w:t>
+      </w:r>
+      <w:r>
+        <w:rPr>
+          <w:rFonts w:hint="eastAsia"/>
+        </w:rPr>
+        <w:t xml:space="preserve">为准，不采信</w:t>
+      </w:r>
+      <w:r>
+        <w:t xml:space="preserve"> </w:t>
+      </w:r>
+      <w:r>
+        <w:rPr>
+          <w:rStyle w:val="VerbatimChar"/>
+        </w:rPr>
+        <w:t xml:space="preserve">ROTA</w:t>
+      </w:r>
+      <w:r>
+        <w:t xml:space="preserve">。</w:t>
+      </w:r>
+    </w:p>
+    <w:p>
+      <w:pPr>
+        <w:pStyle w:val="Compact"/>
+        <w:numPr>
+          <w:ilvl w:val="0"/>
+          <w:numId w:val="1005"/>
+        </w:numPr>
+      </w:pPr>
+      <w:r>
+        <w:rPr>
+          <w:rFonts w:hint="eastAsia"/>
+          <w:b/>
+          <w:bCs/>
+        </w:rPr>
+        <w:t xml:space="preserve">测试机</w:t>
+      </w:r>
+      <w:r>
+        <w:rPr>
+          <w:b/>
+          <w:bCs/>
+        </w:rPr>
+        <w:t xml:space="preserve"> B</w:t>
+      </w:r>
+      <w:r>
+        <w:rPr>
+          <w:rFonts w:hint="eastAsia"/>
+        </w:rPr>
+        <w:t xml:space="preserve">：</w:t>
+      </w:r>
+      <w:r>
+        <w:rPr>
+          <w:rStyle w:val="VerbatimChar"/>
+        </w:rPr>
+        <w:t xml:space="preserve">ROTA=1</w:t>
+      </w:r>
+      <w:r>
+        <w:t xml:space="preserve"> </w:t>
+      </w:r>
+      <w:r>
+        <w:rPr>
+          <w:rFonts w:hint="eastAsia"/>
+        </w:rPr>
+        <w:t xml:space="preserve">且宿主为机械盘，两处一致，故判定为机械盘，更接近赛题基准。</w:t>
+      </w:r>
+    </w:p>
+    <w:p>
+      <w:pPr>
+        <w:pStyle w:val="BlockText"/>
+      </w:pPr>
+      <w:r>
+        <w:rPr>
+          <w:rFonts w:hint="eastAsia"/>
+        </w:rPr>
+        <w:t xml:space="preserve">也就是说：</w:t>
+      </w:r>
+      <w:r>
+        <w:rPr>
+          <w:rStyle w:val="VerbatimChar"/>
+        </w:rPr>
+        <w:t xml:space="preserve">ROTA</w:t>
+      </w:r>
+      <w:r>
+        <w:t xml:space="preserve"> </w:t>
+      </w:r>
+      <w:r>
+        <w:rPr>
+          <w:rFonts w:hint="eastAsia"/>
+        </w:rPr>
+        <w:t xml:space="preserve">在两台机器上取值不同（A=1、B=1）但</w:t>
+      </w:r>
+      <w:r>
+        <w:rPr>
+          <w:rFonts w:hint="eastAsia"/>
+          <w:b/>
+          <w:bCs/>
+        </w:rPr>
+        <w:t xml:space="preserve">介质实际不同</w:t>
+      </w:r>
+      <w:r>
+        <w:rPr>
+          <w:rFonts w:hint="eastAsia"/>
+        </w:rPr>
+        <w:t xml:space="preserve">，因此本作品不把</w:t>
+      </w:r>
+      <w:r>
+        <w:t xml:space="preserve"> </w:t>
+      </w:r>
+      <w:r>
+        <w:rPr>
+          <w:rStyle w:val="VerbatimChar"/>
+        </w:rPr>
+        <w:t xml:space="preserve">ROTA</w:t>
+      </w:r>
+      <w:r>
+        <w:t xml:space="preserve"> </w:t>
+      </w:r>
+      <w:r>
+        <w:rPr>
+          <w:rFonts w:hint="eastAsia"/>
+        </w:rPr>
+        <w:t xml:space="preserve">当作磁盘类型的唯一判据，而是结合宿主型号一并给出。</w:t>
       </w:r>
     </w:p>
     <w:bookmarkEnd w:id="28"/>
@@ -6018,6 +6301,9 @@
     <w:abstractNumId w:val="991"/>
   </w:num>
   <w:num w:numId="1004">
+    <w:abstractNumId w:val="991"/>
+  </w:num>
+  <w:num w:numId="1005">
     <w:abstractNumId w:val="991"/>
   </w:num>
 </w:numbering>
